--- a/deliverable/中期_最终版.docx
+++ b/deliverable/中期_最终版.docx
@@ -19,6 +19,8 @@
       </w:pPr>
       <w:bookmarkStart w:id="0" w:name="_top"/>
       <w:bookmarkEnd w:id="0"/>
+      <w:bookmarkStart w:id="1" w:name="_GoBack"/>
+      <w:bookmarkEnd w:id="1"/>
     </w:p>
     <w:p>
       <w:pPr>
@@ -438,7 +440,7 @@
                       </w14:solidFill>
                     </w14:textFill>
                   </w:rPr>
-                  <w:t xml:space="preserve">文绍华</w:t>
+                  <w:t>文绍华</w:t>
                 </w:r>
               </w:p>
             </w:tc>
@@ -564,7 +566,7 @@
                       </w14:solidFill>
                     </w14:textFill>
                   </w:rPr>
-                  <w:t xml:space="preserve">2024110316</w:t>
+                  <w:t>2024110316</w:t>
                 </w:r>
               </w:p>
             </w:tc>
@@ -692,7 +694,7 @@
                       </w14:solidFill>
                     </w14:textFill>
                   </w:rPr>
-                  <w:t xml:space="preserve">学术学位硕士研究生</w:t>
+                  <w:t>学术学位硕士研究生</w:t>
                 </w:r>
               </w:p>
             </w:sdtContent>
@@ -819,7 +821,7 @@
                       </w14:solidFill>
                     </w14:textFill>
                   </w:rPr>
-                  <w:t xml:space="preserve">生命科学学院</w:t>
+                  <w:t>生命科学学院</w:t>
                 </w:r>
               </w:p>
             </w:tc>
@@ -960,7 +962,7 @@
                       </w14:solidFill>
                     </w14:textFill>
                   </w:rPr>
-                  <w:t xml:space="preserve">生物学</w:t>
+                  <w:t>生物学</w:t>
                 </w:r>
               </w:p>
             </w:tc>
@@ -1087,7 +1089,7 @@
                       </w14:solidFill>
                     </w14:textFill>
                   </w:rPr>
-                  <w:t xml:space="preserve">生物化学与分子生物学</w:t>
+                  <w:t>生物化学与分子生物学</w:t>
                 </w:r>
               </w:p>
             </w:sdtContent>
@@ -1211,7 +1213,7 @@
                       </w14:solidFill>
                     </w14:textFill>
                   </w:rPr>
-                  <w:t xml:space="preserve">申亮</w:t>
+                  <w:t>申亮</w:t>
                 </w:r>
               </w:p>
             </w:tc>
@@ -1613,7 +1615,7 @@
     <w:tbl>
       <w:tblPr>
         <w:tblStyle w:val="6"/>
-        <w:tblW w:w="4865" w:type="pct"/>
+        <w:tblW w:w="4863" w:type="pct"/>
         <w:jc w:val="center"/>
         <w:tblBorders>
           <w:top w:val="single" w:color="auto" w:sz="4" w:space="0"/>
@@ -1632,13 +1634,13 @@
         </w:tblCellMar>
       </w:tblPr>
       <w:tblGrid>
-        <w:gridCol w:w="548"/>
-        <w:gridCol w:w="725"/>
-        <w:gridCol w:w="123"/>
-        <w:gridCol w:w="997"/>
-        <w:gridCol w:w="988"/>
-        <w:gridCol w:w="1843"/>
-        <w:gridCol w:w="3811"/>
+        <w:gridCol w:w="545"/>
+        <w:gridCol w:w="723"/>
+        <w:gridCol w:w="125"/>
+        <w:gridCol w:w="992"/>
+        <w:gridCol w:w="984"/>
+        <w:gridCol w:w="2608"/>
+        <w:gridCol w:w="3055"/>
       </w:tblGrid>
       <w:tr>
         <w:tblPrEx>
@@ -1663,7 +1665,7 @@
         </w:trPr>
         <w:tc>
           <w:tcPr>
-            <w:tcW w:w="772" w:type="pct"/>
+            <w:tcW w:w="771" w:type="pct"/>
             <w:gridSpan w:val="3"/>
             <w:vAlign w:val="center"/>
           </w:tcPr>
@@ -1713,7 +1715,7 @@
         </w:tc>
         <w:tc>
           <w:tcPr>
-            <w:tcW w:w="4227" w:type="pct"/>
+            <w:tcW w:w="4228" w:type="pct"/>
             <w:gridSpan w:val="4"/>
             <w:vAlign w:val="center"/>
           </w:tcPr>
@@ -1742,7 +1744,7 @@
                   </w14:solidFill>
                 </w14:textFill>
               </w:rPr>
-              <w:t xml:space="preserve">基于深度学习的阿尔茨海默症患者与健康人群肠道微生物组中抗菌肽的差异性研究</w:t>
+              <w:t>基于深度学习的阿尔茨海默症患者与健康人群肠道微生物组中抗菌肽的差异性研究</w:t>
             </w:r>
           </w:p>
         </w:tc>
@@ -1868,7 +1870,7 @@
             <w:pPr>
               <w:snapToGrid w:val="0"/>
               <w:spacing w:line="276" w:lineRule="auto"/>
-              <w:ind w:firstLine="724" w:firstLineChars="302"/>
+              <w:ind w:firstLine="728" w:firstLineChars="302"/>
               <w:rPr>
                 <w:rFonts w:ascii="宋体" w:hAnsi="宋体"/>
                 <w:color w:val="000000" w:themeColor="text1"/>
@@ -1892,7 +1894,7 @@
                   </w14:solidFill>
                 </w14:textFill>
               </w:rPr>
-              <w:t xml:space="preserve">（一）选题背景与研究意义</w:t>
+              <w:t>（一）选题背景与研究意义</w:t>
             </w:r>
           </w:p>
           <w:p>
@@ -1922,7 +1924,38 @@
                   </w14:solidFill>
                 </w14:textFill>
               </w:rPr>
-              <w:t xml:space="preserve">阿尔茨海默症（Alzheimer's disease, AD）以 β-淀粉样肽（Aβ）沉积、tau 异常磷酸化与慢性神经炎症为典型病理改变，其发生发展还与"肠—脑轴"介导的肠道微生物组改变密切相关。微生物基因组小开放阅读框编码的抗菌肽直接产生于肠腔，是连接微生物刺激与神经炎症的潜在效应分子。本研究据此把抗菌肽研究从通用序列预测推进到特定人群与病程阶段，并按认知阶段分层比较其丰度与组成变化。</w:t>
+              <w:t>阿尔茨海默症（Alzheimer's disease, AD）以 β-淀粉样肽（Aβ）沉积、tau 异常磷酸化与慢性神经炎症为典型病理改变，其发生发展还与"肠—脑轴"介导的肠道微生物组改变密切相关。微生物基因组小开放阅读框编码的抗菌肽直接产生于肠腔，是连接微生物刺激与神经炎症的潜在效应分子。本研究据此把抗菌肽研究从通用序列预测推进到特定人群与病程阶段，并按认知阶段分层比较其丰度与组成变化。</w:t>
+            </w:r>
+          </w:p>
+          <w:p>
+            <w:pPr>
+              <w:snapToGrid w:val="0"/>
+              <w:spacing w:line="276" w:lineRule="auto"/>
+              <w:ind w:firstLine="728" w:firstLineChars="302"/>
+              <w:rPr>
+                <w:rFonts w:ascii="宋体" w:hAnsi="宋体"/>
+                <w:color w:val="000000" w:themeColor="text1"/>
+                <w:sz w:val="24"/>
+                <w14:textFill>
+                  <w14:solidFill>
+                    <w14:schemeClr w14:val="tx1"/>
+                  </w14:solidFill>
+                </w14:textFill>
+              </w:rPr>
+            </w:pPr>
+            <w:r>
+              <w:rPr>
+                <w:rFonts w:hint="eastAsia" w:ascii="宋体" w:hAnsi="宋体"/>
+                <w:b/>
+                <w:color w:val="000000" w:themeColor="text1"/>
+                <w:sz w:val="24"/>
+                <w14:textFill>
+                  <w14:solidFill>
+                    <w14:schemeClr w14:val="tx1"/>
+                  </w14:solidFill>
+                </w14:textFill>
+              </w:rPr>
+              <w:t>（二）国内外研究现状与本研究的切入点</w:t>
             </w:r>
           </w:p>
           <w:p>
@@ -1943,6 +1976,36 @@
             </w:pPr>
             <w:r>
               <w:rPr>
+                <w:rFonts w:ascii="宋体" w:hAnsi="宋体"/>
+                <w:color w:val="000000" w:themeColor="text1"/>
+                <w:sz w:val="24"/>
+                <w14:textFill>
+                  <w14:solidFill>
+                    <w14:schemeClr w14:val="tx1"/>
+                  </w14:solidFill>
+                </w14:textFill>
+              </w:rPr>
+              <w:t>已有工作报道两者在菌群组成与功能通路上存在差异，但多停留在关联层面；按阶段分层并引入表达证据的抗菌肽研究较少，本研究即针对这一不足。</w:t>
+            </w:r>
+          </w:p>
+          <w:p>
+            <w:pPr>
+              <w:snapToGrid w:val="0"/>
+              <w:spacing w:line="276" w:lineRule="auto"/>
+              <w:ind w:firstLine="728" w:firstLineChars="302"/>
+              <w:rPr>
+                <w:rFonts w:ascii="宋体" w:hAnsi="宋体"/>
+                <w:color w:val="000000" w:themeColor="text1"/>
+                <w:sz w:val="24"/>
+                <w14:textFill>
+                  <w14:solidFill>
+                    <w14:schemeClr w14:val="tx1"/>
+                  </w14:solidFill>
+                </w14:textFill>
+              </w:rPr>
+            </w:pPr>
+            <w:r>
+              <w:rPr>
                 <w:rFonts w:hint="eastAsia" w:ascii="宋体" w:hAnsi="宋体"/>
                 <w:b/>
                 <w:color w:val="000000" w:themeColor="text1"/>
@@ -1953,7 +2016,7 @@
                   </w14:solidFill>
                 </w14:textFill>
               </w:rPr>
-              <w:t xml:space="preserve">（二）国内外研究现状与本研究的切入点</w:t>
+              <w:t>（三）研究目标</w:t>
             </w:r>
           </w:p>
           <w:p>
@@ -1983,7 +2046,38 @@
                   </w14:solidFill>
                 </w14:textFill>
               </w:rPr>
-              <w:t xml:space="preserve">已有工作报道两者在菌群组成与功能通路上存在差异，但多停留在关联层面；按阶段分层并引入表达证据的抗菌肽研究较少，本研究即针对这一不足。</w:t>
+              <w:t>识别 AD 患者与健康人群肠道微生物组编码的微生物源抗菌肽，阐明其在不同认知阶段的分布与组成差异，筛选 AD 组特有（AD 特异性）的抗菌肽。</w:t>
+            </w:r>
+          </w:p>
+          <w:p>
+            <w:pPr>
+              <w:snapToGrid w:val="0"/>
+              <w:spacing w:line="276" w:lineRule="auto"/>
+              <w:ind w:firstLine="728" w:firstLineChars="302"/>
+              <w:rPr>
+                <w:rFonts w:ascii="宋体" w:hAnsi="宋体"/>
+                <w:color w:val="000000" w:themeColor="text1"/>
+                <w:sz w:val="24"/>
+                <w14:textFill>
+                  <w14:solidFill>
+                    <w14:schemeClr w14:val="tx1"/>
+                  </w14:solidFill>
+                </w14:textFill>
+              </w:rPr>
+            </w:pPr>
+            <w:r>
+              <w:rPr>
+                <w:rFonts w:hint="eastAsia" w:ascii="宋体" w:hAnsi="宋体"/>
+                <w:b/>
+                <w:color w:val="000000" w:themeColor="text1"/>
+                <w:sz w:val="24"/>
+                <w14:textFill>
+                  <w14:solidFill>
+                    <w14:schemeClr w14:val="tx1"/>
+                  </w14:solidFill>
+                </w14:textFill>
+              </w:rPr>
+              <w:t>（四）主要研究内容</w:t>
             </w:r>
           </w:p>
           <w:p>
@@ -2004,17 +2098,16 @@
             </w:pPr>
             <w:r>
               <w:rPr>
-                <w:rFonts w:hint="eastAsia" w:ascii="宋体" w:hAnsi="宋体"/>
-                <w:b/>
-                <w:color w:val="000000" w:themeColor="text1"/>
-                <w:sz w:val="24"/>
-                <w14:textFill>
-                  <w14:solidFill>
-                    <w14:schemeClr w14:val="tx1"/>
-                  </w14:solidFill>
-                </w14:textFill>
-              </w:rPr>
-              <w:t xml:space="preserve">（三）研究目标</w:t>
+                <w:rFonts w:ascii="宋体" w:hAnsi="宋体"/>
+                <w:color w:val="000000" w:themeColor="text1"/>
+                <w:sz w:val="24"/>
+                <w14:textFill>
+                  <w14:solidFill>
+                    <w14:schemeClr w14:val="tx1"/>
+                  </w14:solidFill>
+                </w14:textFill>
+              </w:rPr>
+              <w:t>1. 宏基因组数据处理与参考集构建：完成全队列数据的处理与物种注释。</w:t>
             </w:r>
           </w:p>
           <w:p>
@@ -2044,7 +2137,7 @@
                   </w14:solidFill>
                 </w14:textFill>
               </w:rPr>
-              <w:t xml:space="preserve">识别 AD 患者与健康人群肠道微生物组编码的微生物源抗菌肽，阐明其在不同认知阶段的分布与组成差异，筛选 AD 组特有（AD 特异性）的抗菌肽。</w:t>
+              <w:t>2. 短肽库构建：预测小开放阅读框，经筛选与去冗余构建非冗余短肽库。</w:t>
             </w:r>
           </w:p>
           <w:p>
@@ -2065,17 +2158,16 @@
             </w:pPr>
             <w:r>
               <w:rPr>
-                <w:rFonts w:hint="eastAsia" w:ascii="宋体" w:hAnsi="宋体"/>
-                <w:b/>
-                <w:color w:val="000000" w:themeColor="text1"/>
-                <w:sz w:val="24"/>
-                <w14:textFill>
-                  <w14:solidFill>
-                    <w14:schemeClr w14:val="tx1"/>
-                  </w14:solidFill>
-                </w14:textFill>
-              </w:rPr>
-              <w:t xml:space="preserve">（四）主要研究内容</w:t>
+                <w:rFonts w:ascii="宋体" w:hAnsi="宋体"/>
+                <w:color w:val="000000" w:themeColor="text1"/>
+                <w:sz w:val="24"/>
+                <w14:textFill>
+                  <w14:solidFill>
+                    <w14:schemeClr w14:val="tx1"/>
+                  </w14:solidFill>
+                </w14:textFill>
+              </w:rPr>
+              <w:t>3. 多模型共识预测：以注意力机制、长短期记忆网络与语言模型三类结构独立预测，仅在三个模型中均为阳性的序列纳入候选集合。</w:t>
             </w:r>
           </w:p>
           <w:p>
@@ -2105,7 +2197,7 @@
                   </w14:solidFill>
                 </w14:textFill>
               </w:rPr>
-              <w:t xml:space="preserve">1. 宏基因组数据处理与参考集构建：完成全队列数据的处理与物种注释。</w:t>
+              <w:t>4. 分阶段差异分析与特有肽筛选：按 NC、SCS、SCD、MCI、AD 五个阶段比较丰度与组成差异，再以宏蛋白组表达证据二次去重，得到 AD 组特有（AD 特异性）的抗菌肽清单。</w:t>
             </w:r>
           </w:p>
           <w:p>
@@ -2135,7 +2227,7 @@
                   </w14:solidFill>
                 </w14:textFill>
               </w:rPr>
-              <w:t xml:space="preserve">2. 短肽库构建：预测小开放阅读框，经筛选与去冗余构建非冗余短肽库。</w:t>
+              <w:t>5. 特有肽与 AD 的关联分析：参照乙酰胆碱酯酶（AChE）—Aβ 复合物分子模拟研究，按致病方向考察与 Aβ 的相互作用是否促进成核与聚集、与 AChE 外周阴离子位点结合是否推动成核、是否经炎症通路放大神经炎症。</w:t>
             </w:r>
           </w:p>
           <w:p>
@@ -2165,7 +2257,67 @@
                   </w14:solidFill>
                 </w14:textFill>
               </w:rPr>
-              <w:t xml:space="preserve">3. 多模型共识预测：以注意力机制、长短期记忆网络与语言模型三类结构独立预测，仅在三个模型中均为阳性的序列纳入候选集合。</w:t>
+              <w:t>6. 结果整理与论文撰写：汇总候选名单、差异结果、特有肽清单与机制关联结果，完成学位论文与投稿论文。</w:t>
+            </w:r>
+          </w:p>
+          <w:p>
+            <w:pPr>
+              <w:snapToGrid w:val="0"/>
+              <w:spacing w:line="276" w:lineRule="auto"/>
+              <w:ind w:firstLine="728" w:firstLineChars="302"/>
+              <w:rPr>
+                <w:rFonts w:ascii="宋体" w:hAnsi="宋体"/>
+                <w:color w:val="000000" w:themeColor="text1"/>
+                <w:sz w:val="24"/>
+                <w14:textFill>
+                  <w14:solidFill>
+                    <w14:schemeClr w14:val="tx1"/>
+                  </w14:solidFill>
+                </w14:textFill>
+              </w:rPr>
+            </w:pPr>
+            <w:r>
+              <w:rPr>
+                <w:rFonts w:hint="eastAsia" w:ascii="宋体" w:hAnsi="宋体"/>
+                <w:b/>
+                <w:color w:val="000000" w:themeColor="text1"/>
+                <w:sz w:val="24"/>
+                <w14:textFill>
+                  <w14:solidFill>
+                    <w14:schemeClr w14:val="tx1"/>
+                  </w14:solidFill>
+                </w14:textFill>
+              </w:rPr>
+              <w:t>（</w:t>
+            </w:r>
+            <w:r>
+              <w:rPr>
+                <w:rFonts w:hint="eastAsia" w:ascii="宋体" w:hAnsi="宋体"/>
+                <w:b/>
+                <w:color w:val="000000" w:themeColor="text1"/>
+                <w:sz w:val="24"/>
+                <w:lang w:val="en-US" w:eastAsia="zh-CN"/>
+                <w14:textFill>
+                  <w14:solidFill>
+                    <w14:schemeClr w14:val="tx1"/>
+                  </w14:solidFill>
+                </w14:textFill>
+              </w:rPr>
+              <w:t>五</w:t>
+            </w:r>
+            <w:r>
+              <w:rPr>
+                <w:rFonts w:hint="eastAsia" w:ascii="宋体" w:hAnsi="宋体"/>
+                <w:b/>
+                <w:color w:val="000000" w:themeColor="text1"/>
+                <w:sz w:val="24"/>
+                <w14:textFill>
+                  <w14:solidFill>
+                    <w14:schemeClr w14:val="tx1"/>
+                  </w14:solidFill>
+                </w14:textFill>
+              </w:rPr>
+              <w:t>）工作进度与完成情况</w:t>
             </w:r>
           </w:p>
           <w:p>
@@ -2195,7 +2347,7 @@
                   </w14:solidFill>
                 </w14:textFill>
               </w:rPr>
-              <w:t xml:space="preserve">4. 分阶段差异分析与特有肽筛选：按 NC、SCS、SCD、MCI、AD 五个阶段比较丰度与组成差异，再以宏蛋白组表达证据二次去重，得到 AD 组特有（AD 特异性）的抗菌肽清单。</w:t>
+              <w:t>1. 数据与参考集构建：已完成。</w:t>
             </w:r>
           </w:p>
           <w:p>
@@ -2225,7 +2377,7 @@
                   </w14:solidFill>
                 </w14:textFill>
               </w:rPr>
-              <w:t xml:space="preserve">5. 特有肽与 AD 的关联分析：参照乙酰胆碱酯酶（AChE）—Aβ 复合物分子模拟研究，按致病方向考察与 Aβ 的相互作用是否促进成核与聚集、与 AChE 外周阴离子位点结合是否推动成核、是否经炎症通路放大神经炎症。</w:t>
+              <w:t>2. 短肽库构建：已完成，覆盖全队列、来源可追溯。</w:t>
             </w:r>
           </w:p>
           <w:p>
@@ -2255,7 +2407,7 @@
                   </w14:solidFill>
                 </w14:textFill>
               </w:rPr>
-              <w:t xml:space="preserve">6. 结果整理与论文撰写：汇总候选名单、差异结果、特有肽清单与机制关联结果，完成学位论文与投稿论文。</w:t>
+              <w:t>3. 三模型共识预测：已完成，形成候选抗菌肽名单。</w:t>
             </w:r>
           </w:p>
           <w:p>
@@ -2276,17 +2428,16 @@
             </w:pPr>
             <w:r>
               <w:rPr>
-                <w:rFonts w:hint="eastAsia" w:ascii="宋体" w:hAnsi="宋体"/>
-                <w:b/>
-                <w:color w:val="000000" w:themeColor="text1"/>
-                <w:sz w:val="24"/>
-                <w14:textFill>
-                  <w14:solidFill>
-                    <w14:schemeClr w14:val="tx1"/>
-                  </w14:solidFill>
-                </w14:textFill>
-              </w:rPr>
-              <w:t xml:space="preserve">（五）技术路线与实施要点</w:t>
+                <w:rFonts w:ascii="宋体" w:hAnsi="宋体"/>
+                <w:color w:val="000000" w:themeColor="text1"/>
+                <w:sz w:val="24"/>
+                <w14:textFill>
+                  <w14:solidFill>
+                    <w14:schemeClr w14:val="tx1"/>
+                  </w14:solidFill>
+                </w14:textFill>
+              </w:rPr>
+              <w:t>4. 分阶段差异分析：已完成，获得随认知阶段变化明显的候选抗菌肽。</w:t>
             </w:r>
           </w:p>
           <w:p>
@@ -2316,7 +2467,7 @@
                   </w14:solidFill>
                 </w14:textFill>
               </w:rPr>
-              <w:t xml:space="preserve">研究按四个层次推进：数据与序列层完成质量控制、去宿主、组装与分箱（MetaBAT2、MaxBin2、CONCOCT）与提纯去冗余；预测层以三类模型独立预测、取一致阳性构成候选集合；统计与表达层按阶段比较差异并以宏蛋白组证据二次去重；功能层对特有肽开展与 AD 的关联分析。实施要点在于口径统一（样本同一套流程与参数，临床分组与测序数据一一对应，缺少可用参考基因组的样本以全量基因组回填覆盖）与证据递进（结论先经模型共识、再经表达证据约束，判断限定在计算与文献证据可支持的范围内）。</w:t>
+              <w:t>5. 表达证据二次去重与特有肽筛选：已完成，形成 AD 特异性特有肽清单。</w:t>
             </w:r>
           </w:p>
           <w:p>
@@ -2337,17 +2488,16 @@
             </w:pPr>
             <w:r>
               <w:rPr>
-                <w:rFonts w:hint="eastAsia" w:ascii="宋体" w:hAnsi="宋体"/>
-                <w:b/>
-                <w:color w:val="000000" w:themeColor="text1"/>
-                <w:sz w:val="24"/>
-                <w14:textFill>
-                  <w14:solidFill>
-                    <w14:schemeClr w14:val="tx1"/>
-                  </w14:solidFill>
-                </w14:textFill>
-              </w:rPr>
-              <w:t xml:space="preserve">（六）工作进度与完成情况</w:t>
+                <w:rFonts w:ascii="宋体" w:hAnsi="宋体"/>
+                <w:color w:val="000000" w:themeColor="text1"/>
+                <w:sz w:val="24"/>
+                <w14:textFill>
+                  <w14:solidFill>
+                    <w14:schemeClr w14:val="tx1"/>
+                  </w14:solidFill>
+                </w14:textFill>
+              </w:rPr>
+              <w:t>6. 特有肽与 AD 的关联分析：进行中，方案已确定。</w:t>
             </w:r>
           </w:p>
           <w:p>
@@ -2377,7 +2527,7 @@
                   </w14:solidFill>
                 </w14:textFill>
               </w:rPr>
-              <w:t xml:space="preserve">1. 数据与参考集构建：已完成。</w:t>
+              <w:t>7. 结果整理与论文撰写：进行中，数据与图表已整理完毕。</w:t>
             </w:r>
           </w:p>
           <w:p>
@@ -2407,187 +2557,7 @@
                   </w14:solidFill>
                 </w14:textFill>
               </w:rPr>
-              <w:t xml:space="preserve">2. 短肽库构建：已完成，覆盖全队列、来源可追溯。</w:t>
-            </w:r>
-          </w:p>
-          <w:p>
-            <w:pPr>
-              <w:snapToGrid w:val="0"/>
-              <w:spacing w:line="276" w:lineRule="auto"/>
-              <w:ind w:firstLine="724" w:firstLineChars="302"/>
-              <w:rPr>
-                <w:rFonts w:ascii="宋体" w:hAnsi="宋体"/>
-                <w:color w:val="000000" w:themeColor="text1"/>
-                <w:sz w:val="24"/>
-                <w14:textFill>
-                  <w14:solidFill>
-                    <w14:schemeClr w14:val="tx1"/>
-                  </w14:solidFill>
-                </w14:textFill>
-              </w:rPr>
-            </w:pPr>
-            <w:r>
-              <w:rPr>
-                <w:rFonts w:ascii="宋体" w:hAnsi="宋体"/>
-                <w:color w:val="000000" w:themeColor="text1"/>
-                <w:sz w:val="24"/>
-                <w14:textFill>
-                  <w14:solidFill>
-                    <w14:schemeClr w14:val="tx1"/>
-                  </w14:solidFill>
-                </w14:textFill>
-              </w:rPr>
-              <w:t xml:space="preserve">3. 三模型共识预测：已完成，形成候选抗菌肽名单。</w:t>
-            </w:r>
-          </w:p>
-          <w:p>
-            <w:pPr>
-              <w:snapToGrid w:val="0"/>
-              <w:spacing w:line="276" w:lineRule="auto"/>
-              <w:ind w:firstLine="724" w:firstLineChars="302"/>
-              <w:rPr>
-                <w:rFonts w:ascii="宋体" w:hAnsi="宋体"/>
-                <w:color w:val="000000" w:themeColor="text1"/>
-                <w:sz w:val="24"/>
-                <w14:textFill>
-                  <w14:solidFill>
-                    <w14:schemeClr w14:val="tx1"/>
-                  </w14:solidFill>
-                </w14:textFill>
-              </w:rPr>
-            </w:pPr>
-            <w:r>
-              <w:rPr>
-                <w:rFonts w:ascii="宋体" w:hAnsi="宋体"/>
-                <w:color w:val="000000" w:themeColor="text1"/>
-                <w:sz w:val="24"/>
-                <w14:textFill>
-                  <w14:solidFill>
-                    <w14:schemeClr w14:val="tx1"/>
-                  </w14:solidFill>
-                </w14:textFill>
-              </w:rPr>
-              <w:t xml:space="preserve">4. 分阶段差异分析：已完成，获得随认知阶段变化明显的候选抗菌肽。</w:t>
-            </w:r>
-          </w:p>
-          <w:p>
-            <w:pPr>
-              <w:snapToGrid w:val="0"/>
-              <w:spacing w:line="276" w:lineRule="auto"/>
-              <w:ind w:firstLine="724" w:firstLineChars="302"/>
-              <w:rPr>
-                <w:rFonts w:ascii="宋体" w:hAnsi="宋体"/>
-                <w:color w:val="000000" w:themeColor="text1"/>
-                <w:sz w:val="24"/>
-                <w14:textFill>
-                  <w14:solidFill>
-                    <w14:schemeClr w14:val="tx1"/>
-                  </w14:solidFill>
-                </w14:textFill>
-              </w:rPr>
-            </w:pPr>
-            <w:r>
-              <w:rPr>
-                <w:rFonts w:ascii="宋体" w:hAnsi="宋体"/>
-                <w:color w:val="000000" w:themeColor="text1"/>
-                <w:sz w:val="24"/>
-                <w14:textFill>
-                  <w14:solidFill>
-                    <w14:schemeClr w14:val="tx1"/>
-                  </w14:solidFill>
-                </w14:textFill>
-              </w:rPr>
-              <w:t xml:space="preserve">5. 表达证据二次去重与特有肽筛选：已完成，形成 AD 特异性特有肽清单。</w:t>
-            </w:r>
-          </w:p>
-          <w:p>
-            <w:pPr>
-              <w:snapToGrid w:val="0"/>
-              <w:spacing w:line="276" w:lineRule="auto"/>
-              <w:ind w:firstLine="724" w:firstLineChars="302"/>
-              <w:rPr>
-                <w:rFonts w:ascii="宋体" w:hAnsi="宋体"/>
-                <w:color w:val="000000" w:themeColor="text1"/>
-                <w:sz w:val="24"/>
-                <w14:textFill>
-                  <w14:solidFill>
-                    <w14:schemeClr w14:val="tx1"/>
-                  </w14:solidFill>
-                </w14:textFill>
-              </w:rPr>
-            </w:pPr>
-            <w:r>
-              <w:rPr>
-                <w:rFonts w:ascii="宋体" w:hAnsi="宋体"/>
-                <w:color w:val="000000" w:themeColor="text1"/>
-                <w:sz w:val="24"/>
-                <w14:textFill>
-                  <w14:solidFill>
-                    <w14:schemeClr w14:val="tx1"/>
-                  </w14:solidFill>
-                </w14:textFill>
-              </w:rPr>
-              <w:t xml:space="preserve">6. 特有肽与 AD 的关联分析：进行中，方案已确定。</w:t>
-            </w:r>
-          </w:p>
-          <w:p>
-            <w:pPr>
-              <w:snapToGrid w:val="0"/>
-              <w:spacing w:line="276" w:lineRule="auto"/>
-              <w:ind w:firstLine="724" w:firstLineChars="302"/>
-              <w:rPr>
-                <w:rFonts w:ascii="宋体" w:hAnsi="宋体"/>
-                <w:color w:val="000000" w:themeColor="text1"/>
-                <w:sz w:val="24"/>
-                <w14:textFill>
-                  <w14:solidFill>
-                    <w14:schemeClr w14:val="tx1"/>
-                  </w14:solidFill>
-                </w14:textFill>
-              </w:rPr>
-            </w:pPr>
-            <w:r>
-              <w:rPr>
-                <w:rFonts w:ascii="宋体" w:hAnsi="宋体"/>
-                <w:color w:val="000000" w:themeColor="text1"/>
-                <w:sz w:val="24"/>
-                <w14:textFill>
-                  <w14:solidFill>
-                    <w14:schemeClr w14:val="tx1"/>
-                  </w14:solidFill>
-                </w14:textFill>
-              </w:rPr>
-              <w:t xml:space="preserve">7. 结果整理与论文撰写：进行中，数据与图表已整理完毕。</w:t>
-            </w:r>
-          </w:p>
-          <w:p>
-            <w:pPr>
-              <w:snapToGrid w:val="0"/>
-              <w:spacing w:line="276" w:lineRule="auto"/>
-              <w:ind w:firstLine="724" w:firstLineChars="302"/>
-              <w:rPr>
-                <w:rFonts w:ascii="宋体" w:hAnsi="宋体"/>
-                <w:color w:val="000000" w:themeColor="text1"/>
-                <w:sz w:val="24"/>
-                <w14:textFill>
-                  <w14:solidFill>
-                    <w14:schemeClr w14:val="tx1"/>
-                  </w14:solidFill>
-                </w14:textFill>
-              </w:rPr>
-            </w:pPr>
-            <w:r>
-              <w:rPr>
-                <w:rFonts w:ascii="宋体" w:hAnsi="宋体"/>
-                <w:color w:val="000000" w:themeColor="text1"/>
-                <w:sz w:val="24"/>
-                <w14:textFill>
-                  <w14:solidFill>
-                    <w14:schemeClr w14:val="tx1"/>
-                  </w14:solidFill>
-                </w14:textFill>
-              </w:rPr>
-              <w:t xml:space="preserve">总体进度与开题安排一致，后续工作不依赖新的数据生产，进度风险较小。</w:t>
+              <w:t>总体进度与开题安排一致，后续工作不依赖新的数据生产，进度风险较小。</w:t>
             </w:r>
           </w:p>
         </w:tc>
@@ -2653,7 +2623,7 @@
             <w:pPr>
               <w:snapToGrid w:val="0"/>
               <w:spacing w:line="276" w:lineRule="auto"/>
-              <w:ind w:firstLine="724" w:firstLineChars="302"/>
+              <w:ind w:firstLine="728" w:firstLineChars="302"/>
               <w:rPr>
                 <w:rFonts w:ascii="宋体" w:hAnsi="宋体"/>
                 <w:b/>
@@ -2678,7 +2648,7 @@
                   </w14:solidFill>
                 </w14:textFill>
               </w:rPr>
-              <w:t xml:space="preserve">（一）数据资源与分析流程</w:t>
+              <w:t>（一）数据资源与分析流程</w:t>
             </w:r>
           </w:p>
           <w:p>
@@ -2709,7 +2679,39 @@
                   </w14:solidFill>
                 </w14:textFill>
               </w:rPr>
-              <w:t xml:space="preserve">已完成全队列数据的质量控制、去宿主、组装与分箱（MetaBAT2、MaxBin2、CONCOCT）与提纯去冗余，形成参考集，并完成小开放阅读框预测与去冗余形成覆盖全队列、来源可追溯的非冗余短肽库；流程全部脚本化，关键参数与版本记录在技术文档中。</w:t>
+              <w:t>已完成全队列数据的质量控制、去宿主、组装与分箱（MetaBAT2、MaxBin2、CONCOCT）与提纯去冗余，形成参考集，并完成小开放阅读框预测与去冗余形成覆盖全队列、来源可追溯的非冗余短肽库；流程全部脚本化，关键参数与版本记录在技术文档中。</w:t>
+            </w:r>
+          </w:p>
+          <w:p>
+            <w:pPr>
+              <w:snapToGrid w:val="0"/>
+              <w:spacing w:line="276" w:lineRule="auto"/>
+              <w:ind w:firstLine="728" w:firstLineChars="302"/>
+              <w:rPr>
+                <w:rFonts w:ascii="宋体" w:hAnsi="宋体"/>
+                <w:b/>
+                <w:color w:val="000000" w:themeColor="text1"/>
+                <w:sz w:val="24"/>
+                <w14:textFill>
+                  <w14:solidFill>
+                    <w14:schemeClr w14:val="tx1"/>
+                  </w14:solidFill>
+                </w14:textFill>
+              </w:rPr>
+            </w:pPr>
+            <w:r>
+              <w:rPr>
+                <w:rFonts w:hint="eastAsia" w:ascii="宋体" w:hAnsi="宋体"/>
+                <w:b/>
+                <w:color w:val="000000" w:themeColor="text1"/>
+                <w:sz w:val="24"/>
+                <w14:textFill>
+                  <w14:solidFill>
+                    <w14:schemeClr w14:val="tx1"/>
+                  </w14:solidFill>
+                </w14:textFill>
+              </w:rPr>
+              <w:t>（二）预测结果与分阶段差异分析</w:t>
             </w:r>
           </w:p>
           <w:p>
@@ -2731,7 +2733,25 @@
             </w:pPr>
             <w:r>
               <w:rPr>
-                <w:rFonts w:hint="eastAsia" w:ascii="宋体" w:hAnsi="宋体"/>
+                <w:rFonts w:ascii="宋体" w:hAnsi="宋体"/>
+                <w:color w:val="000000" w:themeColor="text1"/>
+                <w:sz w:val="24"/>
+                <w14:textFill>
+                  <w14:solidFill>
+                    <w14:schemeClr w14:val="tx1"/>
+                  </w14:solidFill>
+                </w14:textFill>
+              </w:rPr>
+              <w:t>三类模型预测一致性良好，已按一致阳性形成候选抗菌肽集合，共识判定在保留候选规模的同时降低了单一模型的假阳性风险。分阶段比较已得到随病程变化明显的候选抗菌肽，并经表达证据二次去重形成 AD 组特有（AD 特异性）的抗菌肽清单。</w:t>
+            </w:r>
+          </w:p>
+          <w:p>
+            <w:pPr>
+              <w:snapToGrid w:val="0"/>
+              <w:spacing w:line="276" w:lineRule="auto"/>
+              <w:ind w:firstLine="728" w:firstLineChars="302"/>
+              <w:rPr>
+                <w:rFonts w:ascii="宋体" w:hAnsi="宋体"/>
                 <w:b/>
                 <w:color w:val="000000" w:themeColor="text1"/>
                 <w:sz w:val="24"/>
@@ -2741,7 +2761,20 @@
                   </w14:solidFill>
                 </w14:textFill>
               </w:rPr>
-              <w:t xml:space="preserve">（二）预测结果与分阶段差异分析</w:t>
+            </w:pPr>
+            <w:r>
+              <w:rPr>
+                <w:rFonts w:hint="eastAsia" w:ascii="宋体" w:hAnsi="宋体"/>
+                <w:b/>
+                <w:color w:val="000000" w:themeColor="text1"/>
+                <w:sz w:val="24"/>
+                <w14:textFill>
+                  <w14:solidFill>
+                    <w14:schemeClr w14:val="tx1"/>
+                  </w14:solidFill>
+                </w14:textFill>
+              </w:rPr>
+              <w:t>（三）机制关联分析进展</w:t>
             </w:r>
           </w:p>
           <w:p>
@@ -2772,7 +2805,39 @@
                   </w14:solidFill>
                 </w14:textFill>
               </w:rPr>
-              <w:t xml:space="preserve">三类模型预测一致性良好，已按一致阳性形成候选抗菌肽集合，共识判定在保留候选规模的同时降低了单一模型的假阳性风险。分阶段比较已得到随病程变化明显的候选抗菌肽，并经表达证据二次去重形成 AD 组特有（AD 特异性）的抗菌肽清单。</w:t>
+              <w:t>已完成方案设计并启动实施：以分子对接与分子动力学模拟考察候选肽与 Aβ、AChE 外周阴离子位点的结合模式与复合物稳定性，按致病方向判断是否促进成核与聚集、是否把产物推向更毒的寡聚体，并结合文献比对分析免疫与炎症通路环节，形成三个可检验假设（结合 PAS 与 344—361 区段促进成核、结合 Aβ 生成区加速纤维化、放大神经炎症）。</w:t>
+            </w:r>
+          </w:p>
+          <w:p>
+            <w:pPr>
+              <w:snapToGrid w:val="0"/>
+              <w:spacing w:line="276" w:lineRule="auto"/>
+              <w:ind w:firstLine="728" w:firstLineChars="302"/>
+              <w:rPr>
+                <w:rFonts w:ascii="宋体" w:hAnsi="宋体"/>
+                <w:b/>
+                <w:color w:val="000000" w:themeColor="text1"/>
+                <w:sz w:val="24"/>
+                <w14:textFill>
+                  <w14:solidFill>
+                    <w14:schemeClr w14:val="tx1"/>
+                  </w14:solidFill>
+                </w14:textFill>
+              </w:rPr>
+            </w:pPr>
+            <w:r>
+              <w:rPr>
+                <w:rFonts w:hint="eastAsia" w:ascii="宋体" w:hAnsi="宋体"/>
+                <w:b/>
+                <w:color w:val="000000" w:themeColor="text1"/>
+                <w:sz w:val="24"/>
+                <w14:textFill>
+                  <w14:solidFill>
+                    <w14:schemeClr w14:val="tx1"/>
+                  </w14:solidFill>
+                </w14:textFill>
+              </w:rPr>
+              <w:t>（四）成果形式与阶段性结论</w:t>
             </w:r>
           </w:p>
           <w:p>
@@ -2794,111 +2859,16 @@
             </w:pPr>
             <w:r>
               <w:rPr>
-                <w:rFonts w:hint="eastAsia" w:ascii="宋体" w:hAnsi="宋体"/>
-                <w:b/>
-                <w:color w:val="000000" w:themeColor="text1"/>
-                <w:sz w:val="24"/>
-                <w14:textFill>
-                  <w14:solidFill>
-                    <w14:schemeClr w14:val="tx1"/>
-                  </w14:solidFill>
-                </w14:textFill>
-              </w:rPr>
-              <w:t xml:space="preserve">（三）机制关联分析进展</w:t>
-            </w:r>
-          </w:p>
-          <w:p>
-            <w:pPr>
-              <w:snapToGrid w:val="0"/>
-              <w:spacing w:line="276" w:lineRule="auto"/>
-              <w:ind w:firstLine="724" w:firstLineChars="302"/>
-              <w:rPr>
-                <w:rFonts w:ascii="宋体" w:hAnsi="宋体"/>
-                <w:b/>
-                <w:color w:val="000000" w:themeColor="text1"/>
-                <w:sz w:val="24"/>
-                <w14:textFill>
-                  <w14:solidFill>
-                    <w14:schemeClr w14:val="tx1"/>
-                  </w14:solidFill>
-                </w14:textFill>
-              </w:rPr>
-            </w:pPr>
-            <w:r>
-              <w:rPr>
-                <w:rFonts w:ascii="宋体" w:hAnsi="宋体"/>
-                <w:color w:val="000000" w:themeColor="text1"/>
-                <w:sz w:val="24"/>
-                <w14:textFill>
-                  <w14:solidFill>
-                    <w14:schemeClr w14:val="tx1"/>
-                  </w14:solidFill>
-                </w14:textFill>
-              </w:rPr>
-              <w:t xml:space="preserve">已完成方案设计并启动实施：以分子对接与分子动力学模拟考察候选肽与 Aβ、AChE 外周阴离子位点的结合模式与复合物稳定性，按致病方向判断是否促进成核与聚集、是否把产物推向更毒的寡聚体，并结合文献比对分析免疫与炎症通路环节，形成三个可检验假设（结合 PAS 与 344—361 区段促进成核、结合 Aβ 生成区加速纤维化、放大神经炎症）。</w:t>
-            </w:r>
-          </w:p>
-          <w:p>
-            <w:pPr>
-              <w:snapToGrid w:val="0"/>
-              <w:spacing w:line="276" w:lineRule="auto"/>
-              <w:ind w:firstLine="724" w:firstLineChars="302"/>
-              <w:rPr>
-                <w:rFonts w:ascii="宋体" w:hAnsi="宋体"/>
-                <w:b/>
-                <w:color w:val="000000" w:themeColor="text1"/>
-                <w:sz w:val="24"/>
-                <w14:textFill>
-                  <w14:solidFill>
-                    <w14:schemeClr w14:val="tx1"/>
-                  </w14:solidFill>
-                </w14:textFill>
-              </w:rPr>
-            </w:pPr>
-            <w:r>
-              <w:rPr>
-                <w:rFonts w:hint="eastAsia" w:ascii="宋体" w:hAnsi="宋体"/>
-                <w:b/>
-                <w:color w:val="000000" w:themeColor="text1"/>
-                <w:sz w:val="24"/>
-                <w14:textFill>
-                  <w14:solidFill>
-                    <w14:schemeClr w14:val="tx1"/>
-                  </w14:solidFill>
-                </w14:textFill>
-              </w:rPr>
-              <w:t xml:space="preserve">（四）成果形式与阶段性结论</w:t>
-            </w:r>
-          </w:p>
-          <w:p>
-            <w:pPr>
-              <w:snapToGrid w:val="0"/>
-              <w:spacing w:line="276" w:lineRule="auto"/>
-              <w:ind w:firstLine="724" w:firstLineChars="302"/>
-              <w:rPr>
-                <w:rFonts w:ascii="宋体" w:hAnsi="宋体"/>
-                <w:b/>
-                <w:color w:val="000000" w:themeColor="text1"/>
-                <w:sz w:val="24"/>
-                <w14:textFill>
-                  <w14:solidFill>
-                    <w14:schemeClr w14:val="tx1"/>
-                  </w14:solidFill>
-                </w14:textFill>
-              </w:rPr>
-            </w:pPr>
-            <w:r>
-              <w:rPr>
-                <w:rFonts w:ascii="宋体" w:hAnsi="宋体"/>
-                <w:color w:val="000000" w:themeColor="text1"/>
-                <w:sz w:val="24"/>
-                <w14:textFill>
-                  <w14:solidFill>
-                    <w14:schemeClr w14:val="tx1"/>
-                  </w14:solidFill>
-                </w14:textFill>
-              </w:rPr>
-              <w:t xml:space="preserve">本阶段工作表明，以公开宏基因组队列为基础，结合多模型共识预测与宏蛋白组表达证据，可从肠道微生物组中筛选出具有阶段特征的候选抗菌肽，作为理解 AD 微生物组机制的观察对象与后续机制研究的起点。剩余工作以机制关联分析与论文撰写为主，风险可控。</w:t>
+                <w:rFonts w:ascii="宋体" w:hAnsi="宋体"/>
+                <w:color w:val="000000" w:themeColor="text1"/>
+                <w:sz w:val="24"/>
+                <w14:textFill>
+                  <w14:solidFill>
+                    <w14:schemeClr w14:val="tx1"/>
+                  </w14:solidFill>
+                </w14:textFill>
+              </w:rPr>
+              <w:t>本阶段工作表明，以公开宏基因组队列为基础，结合多模型共识预测与宏蛋白组表达证据，可从肠道微生物组中筛选出具有阶段特征的候选抗菌肽，作为理解 AD 微生物组机制的观察对象与后续机制研究的起点。剩余工作以机制关联分析与论文撰写为主，风险可控。</w:t>
             </w:r>
           </w:p>
         </w:tc>
@@ -2981,76 +2951,73 @@
             </w:pPr>
             <w:r>
               <w:rPr>
-                <w:rFonts w:ascii="宋体" w:hAnsi="宋体"/>
-                <w:color w:val="000000" w:themeColor="text1"/>
-                <w:sz w:val="24"/>
-                <w14:textFill>
-                  <w14:solidFill>
-                    <w14:schemeClr w14:val="tx1"/>
-                  </w14:solidFill>
-                </w14:textFill>
-              </w:rPr>
-              <w:t xml:space="preserve">已以第一作者在 SCI 收录期刊发表研究论文 1 篇：</w:t>
-            </w:r>
-          </w:p>
-          <w:p>
-            <w:pPr>
-              <w:snapToGrid w:val="0"/>
-              <w:spacing w:line="276" w:lineRule="auto"/>
-              <w:ind w:firstLine="724" w:firstLineChars="302"/>
-              <w:rPr>
-                <w:rFonts w:ascii="宋体" w:hAnsi="宋体"/>
-                <w:color w:val="000000" w:themeColor="text1"/>
-                <w:sz w:val="24"/>
-                <w14:textFill>
-                  <w14:solidFill>
-                    <w14:schemeClr w14:val="tx1"/>
-                  </w14:solidFill>
-                </w14:textFill>
-              </w:rPr>
-            </w:pPr>
-            <w:r>
-              <w:rPr>
-                <w:rFonts w:ascii="宋体" w:hAnsi="宋体"/>
-                <w:color w:val="000000" w:themeColor="text1"/>
-                <w:sz w:val="24"/>
-                <w14:textFill>
-                  <w14:solidFill>
-                    <w14:schemeClr w14:val="tx1"/>
-                  </w14:solidFill>
-                </w14:textFill>
-              </w:rPr>
-              <w:t xml:space="preserve">Wen SH, Ma HK, Shen L. Combined computational and spectroscopic analyses of the interactions between ginger compounds and bovine type I collagen. Food Chem. 2026, 521: 149910. doi: 10.1016/j.foodchem.2026.149910.</w:t>
-            </w:r>
-          </w:p>
-          <w:p>
-            <w:pPr>
-              <w:snapToGrid w:val="0"/>
-              <w:spacing w:line="276" w:lineRule="auto"/>
-              <w:ind w:firstLine="724" w:firstLineChars="302"/>
-              <w:rPr>
-                <w:rFonts w:ascii="宋体" w:hAnsi="宋体"/>
-                <w:color w:val="000000" w:themeColor="text1"/>
-                <w:sz w:val="24"/>
-                <w14:textFill>
-                  <w14:solidFill>
-                    <w14:schemeClr w14:val="tx1"/>
-                  </w14:solidFill>
-                </w14:textFill>
-              </w:rPr>
-            </w:pPr>
-            <w:r>
-              <w:rPr>
-                <w:rFonts w:ascii="宋体" w:hAnsi="宋体"/>
-                <w:color w:val="000000" w:themeColor="text1"/>
-                <w:sz w:val="24"/>
-                <w14:textFill>
-                  <w14:solidFill>
-                    <w14:schemeClr w14:val="tx1"/>
-                  </w14:solidFill>
-                </w14:textFill>
-              </w:rPr>
-              <w:t xml:space="preserve">本课题的学位论文与投稿论文正在撰写，拟以第一作者整理投稿。</w:t>
+                <w:rFonts w:hint="eastAsia" w:ascii="Times New Roman" w:hAnsi="Times New Roman" w:cs="Times New Roman"/>
+                <w:color w:val="000000" w:themeColor="text1"/>
+                <w:sz w:val="24"/>
+                <w:lang w:val="en-US" w:eastAsia="zh-CN"/>
+                <w14:textFill>
+                  <w14:solidFill>
+                    <w14:schemeClr w14:val="tx1"/>
+                  </w14:solidFill>
+                </w14:textFill>
+              </w:rPr>
+              <w:t>(</w:t>
+            </w:r>
+            <w:r>
+              <w:rPr>
+                <w:rFonts w:hint="eastAsia" w:cs="Times New Roman"/>
+                <w:color w:val="000000" w:themeColor="text1"/>
+                <w:sz w:val="24"/>
+                <w:lang w:val="en-US" w:eastAsia="zh-CN"/>
+                <w14:textFill>
+                  <w14:solidFill>
+                    <w14:schemeClr w14:val="tx1"/>
+                  </w14:solidFill>
+                </w14:textFill>
+              </w:rPr>
+              <w:t>1</w:t>
+            </w:r>
+            <w:r>
+              <w:rPr>
+                <w:rFonts w:hint="eastAsia" w:ascii="Times New Roman" w:hAnsi="Times New Roman" w:cs="Times New Roman"/>
+                <w:color w:val="000000" w:themeColor="text1"/>
+                <w:sz w:val="24"/>
+                <w:lang w:val="en-US" w:eastAsia="zh-CN"/>
+                <w14:textFill>
+                  <w14:solidFill>
+                    <w14:schemeClr w14:val="tx1"/>
+                  </w14:solidFill>
+                </w14:textFill>
+              </w:rPr>
+              <w:t xml:space="preserve">) </w:t>
+            </w:r>
+            <w:r>
+              <w:rPr>
+                <w:rFonts w:hint="default" w:ascii="Times New Roman" w:hAnsi="Times New Roman" w:cs="Times New Roman"/>
+                <w:color w:val="000000" w:themeColor="text1"/>
+                <w:sz w:val="24"/>
+                <w:lang w:val="en-US" w:eastAsia="zh-CN"/>
+                <w14:textFill>
+                  <w14:solidFill>
+                    <w14:schemeClr w14:val="tx1"/>
+                  </w14:solidFill>
+                </w14:textFill>
+              </w:rPr>
+              <w:t>Wen SH, Ma HK, Shen L. Combined computational and spectroscopic analyses of the interactions between ginger compounds and bovine type I collagen. Food Chem. 2026 Aug 30;521:149910. doi: 10.1016/j.foodchem.2026.149910. Epub 2026 Jun 3. PMID: 42250547.</w:t>
+            </w:r>
+            <w:r>
+              <w:rPr>
+                <w:rFonts w:hint="eastAsia" w:cs="Times New Roman"/>
+                <w:color w:val="000000" w:themeColor="text1"/>
+                <w:sz w:val="24"/>
+                <w:lang w:val="en-US" w:eastAsia="zh-CN"/>
+                <w14:textFill>
+                  <w14:solidFill>
+                    <w14:schemeClr w14:val="tx1"/>
+                  </w14:solidFill>
+                </w14:textFill>
+              </w:rPr>
+              <w:t>（第一作者）</w:t>
             </w:r>
           </w:p>
         </w:tc>
@@ -3119,7 +3086,7 @@
             <w:pPr>
               <w:snapToGrid w:val="0"/>
               <w:spacing w:line="276" w:lineRule="auto"/>
-              <w:ind w:firstLine="724" w:firstLineChars="302"/>
+              <w:ind w:firstLine="728" w:firstLineChars="302"/>
               <w:rPr>
                 <w:rFonts w:ascii="宋体" w:hAnsi="宋体"/>
                 <w:color w:val="000000" w:themeColor="text1"/>
@@ -3143,7 +3110,7 @@
                   </w14:solidFill>
                 </w14:textFill>
               </w:rPr>
-              <w:t xml:space="preserve">（一）AD 特异性特有肽与 AD 发病机制的关联分析</w:t>
+              <w:t>（一）AD 特异性特有肽与 AD 发病机制的关联分析</w:t>
             </w:r>
           </w:p>
           <w:p>
@@ -3173,7 +3140,38 @@
                   </w14:solidFill>
                 </w14:textFill>
               </w:rPr>
-              <w:t xml:space="preserve">内容：完成特有肽与 AD 发病机制的功能关联分析，形成关联结果清单与图表。方案：以分子对接与分子动力学模拟考察候选肽与 Aβ、AChE 外周阴离子位点的结合模式与复合物稳定性，按致病方向重点关注是否促进 Aβ 成核与聚集、是否把产物推向更毒的寡聚体，并结合文献比对分析免疫与炎症通路环节。预期产出：结合情况、稳定性评价与通路层面的解释，以及重点候选清单。</w:t>
+              <w:t>内容：完成特有肽与 AD 发病机制的功能关联分析，形成关联结果清单与图表。方案：以分子对接与分子动力学模拟考察候选肽与 Aβ、AChE 外周阴离子位点的结合模式与复合物稳定性，按致病方向重点关注是否促进 Aβ 成核与聚集、是否把产物推向更毒的寡聚体，并结合文献比对分析免疫与炎症通路环节。预期产出：结合情况、稳定性评价与通路层面的解释，以及重点候选清单。</w:t>
+            </w:r>
+          </w:p>
+          <w:p>
+            <w:pPr>
+              <w:snapToGrid w:val="0"/>
+              <w:spacing w:line="276" w:lineRule="auto"/>
+              <w:ind w:firstLine="728" w:firstLineChars="302"/>
+              <w:rPr>
+                <w:rFonts w:ascii="宋体" w:hAnsi="宋体"/>
+                <w:color w:val="000000" w:themeColor="text1"/>
+                <w:sz w:val="24"/>
+                <w14:textFill>
+                  <w14:solidFill>
+                    <w14:schemeClr w14:val="tx1"/>
+                  </w14:solidFill>
+                </w14:textFill>
+              </w:rPr>
+            </w:pPr>
+            <w:r>
+              <w:rPr>
+                <w:rFonts w:hint="eastAsia" w:ascii="宋体" w:hAnsi="宋体"/>
+                <w:b/>
+                <w:color w:val="000000" w:themeColor="text1"/>
+                <w:sz w:val="24"/>
+                <w14:textFill>
+                  <w14:solidFill>
+                    <w14:schemeClr w14:val="tx1"/>
+                  </w14:solidFill>
+                </w14:textFill>
+              </w:rPr>
+              <w:t>（二）结果整理、论文撰写与投稿</w:t>
             </w:r>
           </w:p>
           <w:p>
@@ -3194,6 +3192,36 @@
             </w:pPr>
             <w:r>
               <w:rPr>
+                <w:rFonts w:ascii="宋体" w:hAnsi="宋体"/>
+                <w:color w:val="000000" w:themeColor="text1"/>
+                <w:sz w:val="24"/>
+                <w14:textFill>
+                  <w14:solidFill>
+                    <w14:schemeClr w14:val="tx1"/>
+                  </w14:solidFill>
+                </w14:textFill>
+              </w:rPr>
+              <w:t>内容：完成结果整理、学位论文撰写与投稿论文准备。方案：将候选名单、差异结果、特有肽清单与机制关联结果汇总为完整的图表与结论体系，统一数据口径与图表规范，按学位论文规范完成撰写，并提炼方法学与分析框架的亮点整理为投稿论文。</w:t>
+            </w:r>
+          </w:p>
+          <w:p>
+            <w:pPr>
+              <w:snapToGrid w:val="0"/>
+              <w:spacing w:line="276" w:lineRule="auto"/>
+              <w:ind w:firstLine="728" w:firstLineChars="302"/>
+              <w:rPr>
+                <w:rFonts w:ascii="宋体" w:hAnsi="宋体"/>
+                <w:color w:val="000000" w:themeColor="text1"/>
+                <w:sz w:val="24"/>
+                <w14:textFill>
+                  <w14:solidFill>
+                    <w14:schemeClr w14:val="tx1"/>
+                  </w14:solidFill>
+                </w14:textFill>
+              </w:rPr>
+            </w:pPr>
+            <w:r>
+              <w:rPr>
                 <w:rFonts w:hint="eastAsia" w:ascii="宋体" w:hAnsi="宋体"/>
                 <w:b/>
                 <w:color w:val="000000" w:themeColor="text1"/>
@@ -3204,7 +3232,7 @@
                   </w14:solidFill>
                 </w14:textFill>
               </w:rPr>
-              <w:t xml:space="preserve">（二）结果整理、论文撰写与投稿</w:t>
+              <w:t>（三）存在的问题与应对措施</w:t>
             </w:r>
           </w:p>
           <w:p>
@@ -3234,7 +3262,7 @@
                   </w14:solidFill>
                 </w14:textFill>
               </w:rPr>
-              <w:t xml:space="preserve">内容：完成结果整理、学位论文撰写与投稿论文准备。方案：将候选名单、差异结果、特有肽清单与机制关联结果汇总为完整的图表与结论体系，统一数据口径与图表规范，按学位论文规范完成撰写，并提炼方法学与分析框架的亮点整理为投稿论文。</w:t>
+              <w:t>1. 预测结果可能存在假阳性：以多模型共识判定提高可信度，再用表达证据二次去重，并以机制关联分析对代表性候选肽做进一步考察；在论文中对各层证据强度分别说明。</w:t>
             </w:r>
           </w:p>
           <w:p>
@@ -3255,107 +3283,16 @@
             </w:pPr>
             <w:r>
               <w:rPr>
-                <w:rFonts w:hint="eastAsia" w:ascii="宋体" w:hAnsi="宋体"/>
-                <w:b/>
-                <w:color w:val="000000" w:themeColor="text1"/>
-                <w:sz w:val="24"/>
-                <w14:textFill>
-                  <w14:solidFill>
-                    <w14:schemeClr w14:val="tx1"/>
-                  </w14:solidFill>
-                </w14:textFill>
-              </w:rPr>
-              <w:t xml:space="preserve">（三）存在的问题与应对措施</w:t>
-            </w:r>
-          </w:p>
-          <w:p>
-            <w:pPr>
-              <w:snapToGrid w:val="0"/>
-              <w:spacing w:line="276" w:lineRule="auto"/>
-              <w:ind w:firstLine="724" w:firstLineChars="302"/>
-              <w:rPr>
-                <w:rFonts w:ascii="宋体" w:hAnsi="宋体"/>
-                <w:color w:val="000000" w:themeColor="text1"/>
-                <w:sz w:val="24"/>
-                <w14:textFill>
-                  <w14:solidFill>
-                    <w14:schemeClr w14:val="tx1"/>
-                  </w14:solidFill>
-                </w14:textFill>
-              </w:rPr>
-            </w:pPr>
-            <w:r>
-              <w:rPr>
-                <w:rFonts w:ascii="宋体" w:hAnsi="宋体"/>
-                <w:color w:val="000000" w:themeColor="text1"/>
-                <w:sz w:val="24"/>
-                <w14:textFill>
-                  <w14:solidFill>
-                    <w14:schemeClr w14:val="tx1"/>
-                  </w14:solidFill>
-                </w14:textFill>
-              </w:rPr>
-              <w:t xml:space="preserve">1. 预测结果可能存在假阳性：以多模型共识判定提高可信度，再用表达证据二次去重，并以机制关联分析对代表性候选肽做进一步考察；在论文中对各层证据强度分别说明。</w:t>
-            </w:r>
-          </w:p>
-          <w:p>
-            <w:pPr>
-              <w:snapToGrid w:val="0"/>
-              <w:spacing w:line="276" w:lineRule="auto"/>
-              <w:ind w:firstLine="724" w:firstLineChars="302"/>
-              <w:rPr>
-                <w:rFonts w:ascii="宋体" w:hAnsi="宋体"/>
-                <w:color w:val="000000" w:themeColor="text1"/>
-                <w:sz w:val="24"/>
-                <w14:textFill>
-                  <w14:solidFill>
-                    <w14:schemeClr w14:val="tx1"/>
-                  </w14:solidFill>
-                </w14:textFill>
-              </w:rPr>
-            </w:pPr>
-            <w:r>
-              <w:rPr>
-                <w:rFonts w:ascii="宋体" w:hAnsi="宋体"/>
-                <w:color w:val="000000" w:themeColor="text1"/>
-                <w:sz w:val="24"/>
-                <w14:textFill>
-                  <w14:solidFill>
-                    <w14:schemeClr w14:val="tx1"/>
-                  </w14:solidFill>
-                </w14:textFill>
-              </w:rPr>
-              <w:t xml:space="preserve">2. 部分样本缺少可用的参考基因组：在丰度分析阶段改用全量基因组回填恢复样本覆盖，并在方法部分说明数据处理口径。</w:t>
-            </w:r>
-          </w:p>
-          <w:p>
-            <w:pPr>
-              <w:snapToGrid w:val="0"/>
-              <w:spacing w:line="276" w:lineRule="auto"/>
-              <w:ind w:firstLine="724" w:firstLineChars="302"/>
-              <w:rPr>
-                <w:rFonts w:ascii="宋体" w:hAnsi="宋体"/>
-                <w:color w:val="000000" w:themeColor="text1"/>
-                <w:sz w:val="24"/>
-                <w14:textFill>
-                  <w14:solidFill>
-                    <w14:schemeClr w14:val="tx1"/>
-                  </w14:solidFill>
-                </w14:textFill>
-              </w:rPr>
-            </w:pPr>
-            <w:r>
-              <w:rPr>
-                <w:rFonts w:ascii="宋体" w:hAnsi="宋体"/>
-                <w:color w:val="000000" w:themeColor="text1"/>
-                <w:sz w:val="24"/>
-                <w14:textFill>
-                  <w14:solidFill>
-                    <w14:schemeClr w14:val="tx1"/>
-                  </w14:solidFill>
-                </w14:textFill>
-              </w:rPr>
-              <w:t xml:space="preserve">3. 机制关联分析的证据强度有限：以分子对接与动力学模拟、文献比对为主，按致病方向检验候选肽是否推动 Aβ 聚集与神经炎症，把研究定位为线索发现与假设提出，不夸大因果性。</w:t>
+                <w:rFonts w:ascii="宋体" w:hAnsi="宋体"/>
+                <w:color w:val="000000" w:themeColor="text1"/>
+                <w:sz w:val="24"/>
+                <w14:textFill>
+                  <w14:solidFill>
+                    <w14:schemeClr w14:val="tx1"/>
+                  </w14:solidFill>
+                </w14:textFill>
+              </w:rPr>
+              <w:t>2. 机制关联分析的证据强度有限：以分子对接与动力学模拟、文献比对为主，按致病方向检验候选肽是否推动 Aβ 聚集与神经炎症，把研究定位为线索发现与假设提出，不夸大因果性。</w:t>
             </w:r>
           </w:p>
         </w:tc>
@@ -3555,7 +3492,7 @@
                   </w14:solidFill>
                 </w14:textFill>
               </w:rPr>
-              <w:t xml:space="preserve">自开题以来，导师在选题与总体框架、研究方案与技术路线、阶段成果整理与学术规范等方面持续指导：协助确定以 AD 人群肠道微生物组为对象、以微生物源抗菌肽为切入点、按认知功能阶段开展比较研究的技术路线；针对单一模型预测易产生假阳性的问题，指导采用多模型独立预测并引入宏蛋白组表达证据二次去重；强调区分计算预测与实验证据、不夸大因果性结论，并通过定期组会督促进度。目前主体分析已完成，机制关联分析正在推进，论文撰写同步进行。</w:t>
+              <w:t>自开题以来，导师在选题与总体框架、研究方案与技术路线、阶段成果整理与学术规范等方面持续指导：协助确定以 AD 人群肠道微生物组为对象、以微生物源抗菌肽为切入点、按认知功能阶段开展比较研究的技术路线；针对单一模型预测易产生假阳性的问题，指导采用多模型独立预测并引入宏蛋白组表达证据二次去重；强调区分计算预测与实验证据、不夸大因果性结论，并通过定期组会督促进度。目前主体分析已完成，机制关联分析正在推进，论文撰写同步进行。</w:t>
             </w:r>
           </w:p>
         </w:tc>
@@ -3701,7 +3638,7 @@
                   </w14:solidFill>
                 </w14:textFill>
               </w:rPr>
-              <w:t xml:space="preserve">该生学习态度端正，科研作风严谨，能够独立查阅文献、设计分析方案并完成数据处理与建模工作，具备较好的生物信息学分析与英文论文写作基础，科研潜力良好。中期检查阶段已完成全队列宏基因组数据处理与微生物基因组参考集构建、微生物源短肽库构建、多模型共识预测、分阶段差异分析以及宏蛋白组表达证据二次去重与 AD 特异性特有抗菌肽筛选等主体工作，结果可信，进度与开题计划一致；对预测假阳性、机制关联证据强度有限等问题已有明确处理办法，后续工作安排合理。同意该生参加学位论文预答辩。</w:t>
+              <w:t>该生学习态度端正，科研作风严谨，能够独立查阅文献、设计分析方案并完成数据处理与建模工作，具备较好的生物信息学分析与英文论文写作基础，科研潜力良好。中期检查阶段已完成全队列宏基因组数据处理与微生物基因组参考集构建、微生物源短肽库构建、多模型共识预测、分阶段差异分析以及宏蛋白组表达证据二次去重与 AD 特异性特有抗菌肽筛选等主体工作，结果可信，进度与开题计划一致；对预测假阳性、机制关联证据强度有限等问题已有明确处理办法，后续工作安排合理。同意该生参加学位论文预答辩。</w:t>
             </w:r>
           </w:p>
           <w:p>
@@ -3981,7 +3918,7 @@
         </w:trPr>
         <w:tc>
           <w:tcPr>
-            <w:tcW w:w="303" w:type="pct"/>
+            <w:tcW w:w="302" w:type="pct"/>
             <w:vMerge w:val="restart"/>
             <w:vAlign w:val="center"/>
           </w:tcPr>
@@ -4018,7 +3955,7 @@
         </w:tc>
         <w:tc>
           <w:tcPr>
-            <w:tcW w:w="401" w:type="pct"/>
+            <w:tcW w:w="400" w:type="pct"/>
             <w:tcBorders>
               <w:bottom w:val="nil"/>
             </w:tcBorders>
@@ -4057,7 +3994,7 @@
         </w:tc>
         <w:tc>
           <w:tcPr>
-            <w:tcW w:w="620" w:type="pct"/>
+            <w:tcW w:w="618" w:type="pct"/>
             <w:gridSpan w:val="2"/>
             <w:tcBorders>
               <w:bottom w:val="nil"/>
@@ -4097,7 +4034,7 @@
         </w:tc>
         <w:tc>
           <w:tcPr>
-            <w:tcW w:w="547" w:type="pct"/>
+            <w:tcW w:w="545" w:type="pct"/>
             <w:tcBorders>
               <w:bottom w:val="nil"/>
             </w:tcBorders>
@@ -4136,7 +4073,7 @@
         </w:tc>
         <w:tc>
           <w:tcPr>
-            <w:tcW w:w="1020" w:type="pct"/>
+            <w:tcW w:w="1444" w:type="pct"/>
             <w:tcBorders>
               <w:bottom w:val="nil"/>
             </w:tcBorders>
@@ -4175,7 +4112,7 @@
         </w:tc>
         <w:tc>
           <w:tcPr>
-            <w:tcW w:w="2106" w:type="pct"/>
+            <w:tcW w:w="1687" w:type="pct"/>
             <w:tcBorders>
               <w:bottom w:val="nil"/>
             </w:tcBorders>
@@ -4236,7 +4173,7 @@
         </w:trPr>
         <w:tc>
           <w:tcPr>
-            <w:tcW w:w="303" w:type="pct"/>
+            <w:tcW w:w="302" w:type="pct"/>
             <w:vMerge w:val="continue"/>
           </w:tcPr>
           <w:p>
@@ -4258,7 +4195,7 @@
         </w:tc>
         <w:tc>
           <w:tcPr>
-            <w:tcW w:w="401" w:type="pct"/>
+            <w:tcW w:w="400" w:type="pct"/>
             <w:tcBorders>
               <w:bottom w:val="nil"/>
             </w:tcBorders>
@@ -4297,7 +4234,7 @@
         </w:tc>
         <w:tc>
           <w:tcPr>
-            <w:tcW w:w="620" w:type="pct"/>
+            <w:tcW w:w="618" w:type="pct"/>
             <w:gridSpan w:val="2"/>
             <w:tcBorders>
               <w:bottom w:val="nil"/>
@@ -4319,13 +4256,13 @@
               </w:rPr>
             </w:pPr>
             <w:r>
-              <w:t xml:space="preserve">李向阳</w:t>
+              <w:t>李向阳</w:t>
             </w:r>
           </w:p>
         </w:tc>
         <w:tc>
           <w:tcPr>
-            <w:tcW w:w="547" w:type="pct"/>
+            <w:tcW w:w="545" w:type="pct"/>
             <w:tcBorders>
               <w:bottom w:val="nil"/>
             </w:tcBorders>
@@ -4346,13 +4283,13 @@
               </w:rPr>
             </w:pPr>
             <w:r>
-              <w:t xml:space="preserve">教授</w:t>
+              <w:t>教授</w:t>
             </w:r>
           </w:p>
         </w:tc>
         <w:tc>
           <w:tcPr>
-            <w:tcW w:w="1020" w:type="pct"/>
+            <w:tcW w:w="1444" w:type="pct"/>
             <w:tcBorders>
               <w:bottom w:val="nil"/>
             </w:tcBorders>
@@ -4373,13 +4310,13 @@
               </w:rPr>
             </w:pPr>
             <w:r>
-              <w:t xml:space="preserve">生物化学与分子生物学</w:t>
+              <w:t>生物化学与分子生物学</w:t>
             </w:r>
           </w:p>
         </w:tc>
         <w:tc>
           <w:tcPr>
-            <w:tcW w:w="2106" w:type="pct"/>
+            <w:tcW w:w="1687" w:type="pct"/>
             <w:tcBorders>
               <w:bottom w:val="nil"/>
             </w:tcBorders>
@@ -4400,7 +4337,7 @@
               </w:rPr>
             </w:pPr>
             <w:r>
-              <w:t xml:space="preserve">鲁东大学生命科学学院</w:t>
+              <w:t>鲁东大学生命科学学院</w:t>
             </w:r>
           </w:p>
         </w:tc>
@@ -4428,7 +4365,7 @@
         </w:trPr>
         <w:tc>
           <w:tcPr>
-            <w:tcW w:w="303" w:type="pct"/>
+            <w:tcW w:w="302" w:type="pct"/>
             <w:vMerge w:val="continue"/>
           </w:tcPr>
           <w:p>
@@ -4450,7 +4387,7 @@
         </w:tc>
         <w:tc>
           <w:tcPr>
-            <w:tcW w:w="401" w:type="pct"/>
+            <w:tcW w:w="400" w:type="pct"/>
             <w:vMerge w:val="restart"/>
             <w:vAlign w:val="center"/>
           </w:tcPr>
@@ -4487,7 +4424,7 @@
         </w:tc>
         <w:tc>
           <w:tcPr>
-            <w:tcW w:w="620" w:type="pct"/>
+            <w:tcW w:w="618" w:type="pct"/>
             <w:gridSpan w:val="2"/>
             <w:tcBorders>
               <w:bottom w:val="nil"/>
@@ -4509,13 +4446,13 @@
               </w:rPr>
             </w:pPr>
             <w:r>
-              <w:t xml:space="preserve">江婷婷</w:t>
+              <w:t>江婷婷</w:t>
             </w:r>
           </w:p>
         </w:tc>
         <w:tc>
           <w:tcPr>
-            <w:tcW w:w="547" w:type="pct"/>
+            <w:tcW w:w="545" w:type="pct"/>
             <w:tcBorders>
               <w:bottom w:val="nil"/>
             </w:tcBorders>
@@ -4536,13 +4473,13 @@
               </w:rPr>
             </w:pPr>
             <w:r>
-              <w:t xml:space="preserve">副教授</w:t>
+              <w:t>副教授</w:t>
             </w:r>
           </w:p>
         </w:tc>
         <w:tc>
           <w:tcPr>
-            <w:tcW w:w="1020" w:type="pct"/>
+            <w:tcW w:w="1444" w:type="pct"/>
             <w:tcBorders>
               <w:bottom w:val="nil"/>
             </w:tcBorders>
@@ -4563,13 +4500,13 @@
               </w:rPr>
             </w:pPr>
             <w:r>
-              <w:t xml:space="preserve">生物化学与分子生物学</w:t>
+              <w:t>生物化学与分子生物学</w:t>
             </w:r>
           </w:p>
         </w:tc>
         <w:tc>
           <w:tcPr>
-            <w:tcW w:w="2106" w:type="pct"/>
+            <w:tcW w:w="1687" w:type="pct"/>
             <w:tcBorders>
               <w:bottom w:val="nil"/>
             </w:tcBorders>
@@ -4590,7 +4527,7 @@
               </w:rPr>
             </w:pPr>
             <w:r>
-              <w:t xml:space="preserve">鲁东大学生命科学学院</w:t>
+              <w:t>鲁东大学生命科学学院</w:t>
             </w:r>
           </w:p>
         </w:tc>
@@ -4618,7 +4555,7 @@
         </w:trPr>
         <w:tc>
           <w:tcPr>
-            <w:tcW w:w="303" w:type="pct"/>
+            <w:tcW w:w="302" w:type="pct"/>
             <w:vMerge w:val="continue"/>
           </w:tcPr>
           <w:p>
@@ -4640,7 +4577,7 @@
         </w:tc>
         <w:tc>
           <w:tcPr>
-            <w:tcW w:w="401" w:type="pct"/>
+            <w:tcW w:w="400" w:type="pct"/>
             <w:vMerge w:val="continue"/>
           </w:tcPr>
           <w:p>
@@ -4662,7 +4599,7 @@
         </w:tc>
         <w:tc>
           <w:tcPr>
-            <w:tcW w:w="620" w:type="pct"/>
+            <w:tcW w:w="618" w:type="pct"/>
             <w:gridSpan w:val="2"/>
             <w:tcBorders>
               <w:bottom w:val="nil"/>
@@ -4684,13 +4621,13 @@
               </w:rPr>
             </w:pPr>
             <w:r>
-              <w:t xml:space="preserve">孙杰</w:t>
+              <w:t>孙杰</w:t>
             </w:r>
           </w:p>
         </w:tc>
         <w:tc>
           <w:tcPr>
-            <w:tcW w:w="547" w:type="pct"/>
+            <w:tcW w:w="545" w:type="pct"/>
             <w:tcBorders>
               <w:bottom w:val="nil"/>
             </w:tcBorders>
@@ -4711,13 +4648,13 @@
               </w:rPr>
             </w:pPr>
             <w:r>
-              <w:t xml:space="preserve">教授</w:t>
+              <w:t>教授</w:t>
             </w:r>
           </w:p>
         </w:tc>
         <w:tc>
           <w:tcPr>
-            <w:tcW w:w="1020" w:type="pct"/>
+            <w:tcW w:w="1444" w:type="pct"/>
             <w:tcBorders>
               <w:bottom w:val="nil"/>
             </w:tcBorders>
@@ -4738,13 +4675,13 @@
               </w:rPr>
             </w:pPr>
             <w:r>
-              <w:t xml:space="preserve">生物化学与分子生物学</w:t>
+              <w:t>生物化学与分子生物学</w:t>
             </w:r>
           </w:p>
         </w:tc>
         <w:tc>
           <w:tcPr>
-            <w:tcW w:w="2106" w:type="pct"/>
+            <w:tcW w:w="1687" w:type="pct"/>
             <w:tcBorders>
               <w:bottom w:val="nil"/>
             </w:tcBorders>
@@ -4765,7 +4702,7 @@
               </w:rPr>
             </w:pPr>
             <w:r>
-              <w:t xml:space="preserve">鲁东大学生命科学学院</w:t>
+              <w:t>鲁东大学生命科学学院</w:t>
             </w:r>
           </w:p>
         </w:tc>
@@ -4793,7 +4730,7 @@
         </w:trPr>
         <w:tc>
           <w:tcPr>
-            <w:tcW w:w="303" w:type="pct"/>
+            <w:tcW w:w="302" w:type="pct"/>
             <w:vMerge w:val="continue"/>
           </w:tcPr>
           <w:p>
@@ -4815,7 +4752,7 @@
         </w:tc>
         <w:tc>
           <w:tcPr>
-            <w:tcW w:w="401" w:type="pct"/>
+            <w:tcW w:w="400" w:type="pct"/>
             <w:vMerge w:val="continue"/>
           </w:tcPr>
           <w:p>
@@ -4837,7 +4774,7 @@
         </w:tc>
         <w:tc>
           <w:tcPr>
-            <w:tcW w:w="620" w:type="pct"/>
+            <w:tcW w:w="618" w:type="pct"/>
             <w:gridSpan w:val="2"/>
             <w:tcBorders>
               <w:bottom w:val="nil"/>
@@ -4859,13 +4796,13 @@
               </w:rPr>
             </w:pPr>
             <w:r>
-              <w:t xml:space="preserve">高洪伟</w:t>
+              <w:t>高洪伟</w:t>
             </w:r>
           </w:p>
         </w:tc>
         <w:tc>
           <w:tcPr>
-            <w:tcW w:w="547" w:type="pct"/>
+            <w:tcW w:w="545" w:type="pct"/>
             <w:tcBorders>
               <w:bottom w:val="nil"/>
             </w:tcBorders>
@@ -4886,13 +4823,13 @@
               </w:rPr>
             </w:pPr>
             <w:r>
-              <w:t xml:space="preserve">教授</w:t>
+              <w:t>教授</w:t>
             </w:r>
           </w:p>
         </w:tc>
         <w:tc>
           <w:tcPr>
-            <w:tcW w:w="1020" w:type="pct"/>
+            <w:tcW w:w="1444" w:type="pct"/>
             <w:tcBorders>
               <w:bottom w:val="nil"/>
             </w:tcBorders>
@@ -4913,13 +4850,13 @@
               </w:rPr>
             </w:pPr>
             <w:r>
-              <w:t xml:space="preserve">生物化学与分子生物学</w:t>
+              <w:t>生物化学与分子生物学</w:t>
             </w:r>
           </w:p>
         </w:tc>
         <w:tc>
           <w:tcPr>
-            <w:tcW w:w="2106" w:type="pct"/>
+            <w:tcW w:w="1687" w:type="pct"/>
             <w:tcBorders>
               <w:bottom w:val="nil"/>
             </w:tcBorders>
@@ -4940,7 +4877,7 @@
               </w:rPr>
             </w:pPr>
             <w:r>
-              <w:t xml:space="preserve">鲁东大学生命科学学院</w:t>
+              <w:t>鲁东大学生命科学学院</w:t>
             </w:r>
           </w:p>
         </w:tc>
@@ -4968,7 +4905,7 @@
         </w:trPr>
         <w:tc>
           <w:tcPr>
-            <w:tcW w:w="303" w:type="pct"/>
+            <w:tcW w:w="302" w:type="pct"/>
             <w:vMerge w:val="continue"/>
             <w:tcBorders>
               <w:bottom w:val="nil"/>
@@ -4993,7 +4930,7 @@
         </w:tc>
         <w:tc>
           <w:tcPr>
-            <w:tcW w:w="401" w:type="pct"/>
+            <w:tcW w:w="400" w:type="pct"/>
             <w:vMerge w:val="continue"/>
             <w:tcBorders>
               <w:bottom w:val="nil"/>
@@ -5018,7 +4955,7 @@
         </w:tc>
         <w:tc>
           <w:tcPr>
-            <w:tcW w:w="620" w:type="pct"/>
+            <w:tcW w:w="618" w:type="pct"/>
             <w:gridSpan w:val="2"/>
             <w:tcBorders>
               <w:bottom w:val="nil"/>
@@ -5043,7 +4980,7 @@
         </w:tc>
         <w:tc>
           <w:tcPr>
-            <w:tcW w:w="547" w:type="pct"/>
+            <w:tcW w:w="545" w:type="pct"/>
             <w:tcBorders>
               <w:bottom w:val="nil"/>
             </w:tcBorders>
@@ -5067,7 +5004,7 @@
         </w:tc>
         <w:tc>
           <w:tcPr>
-            <w:tcW w:w="1020" w:type="pct"/>
+            <w:tcW w:w="1444" w:type="pct"/>
             <w:tcBorders>
               <w:bottom w:val="nil"/>
             </w:tcBorders>
@@ -5091,7 +5028,7 @@
         </w:tc>
         <w:tc>
           <w:tcPr>
-            <w:tcW w:w="2106" w:type="pct"/>
+            <w:tcW w:w="1687" w:type="pct"/>
             <w:tcBorders>
               <w:bottom w:val="nil"/>
             </w:tcBorders>
@@ -5341,7 +5278,7 @@
                 </w14:textFill>
               </w:rPr>
               <w:object>
-                <v:shape id="_x0000_i1025" o:spt="201" alt="" type="#_x0000_t201" style="height:19.5pt;width:54pt;" o:ole="t" filled="f" o:preferrelative="t" stroked="f" coordsize="21600,21600">
+                <v:shape id="_x0000_i1025" o:spt="201" alt="" type="#_x0000_t201" style="height:19.8pt;width:54pt;" o:ole="t" filled="f" o:preferrelative="t" stroked="f" coordsize="21600,21600">
                   <v:path/>
                   <v:fill on="f" focussize="0,0"/>
                   <v:stroke on="f"/>
@@ -5379,7 +5316,7 @@
                 </w14:textFill>
               </w:rPr>
               <w:object>
-                <v:shape id="_x0000_i1026" o:spt="201" alt="" type="#_x0000_t201" style="height:19.5pt;width:67.5pt;" o:ole="t" filled="f" o:preferrelative="t" stroked="f" coordsize="21600,21600">
+                <v:shape id="_x0000_i1026" o:spt="201" alt="" type="#_x0000_t201" style="height:19.8pt;width:67.2pt;" o:ole="t" filled="f" o:preferrelative="t" stroked="f" coordsize="21600,21600">
                   <v:path/>
                   <v:fill on="f" focussize="0,0"/>
                   <v:stroke on="f"/>
@@ -5648,7 +5585,7 @@
         <w:kern w:val="0"/>
         <w:szCs w:val="21"/>
       </w:rPr>
-      <w:t>2020-11-28</w:t>
+      <w:t>2026-09-19</w:t>
     </w:r>
     <w:r>
       <w:rPr>
@@ -5729,7 +5666,7 @@
       <w:fldChar w:fldCharType="separate"/>
     </w:r>
     <w:r>
-      <w:t>2020-11-28</w:t>
+      <w:t>2026-09-19</w:t>
     </w:r>
     <w:r>
       <w:fldChar w:fldCharType="end"/>
@@ -5760,7 +5697,7 @@
       <w:fldChar w:fldCharType="separate"/>
     </w:r>
     <w:r>
-      <w:t>2020-11-28</w:t>
+      <w:t>2026-09-19</w:t>
     </w:r>
     <w:r>
       <w:fldChar w:fldCharType="end"/>
@@ -5806,13 +5743,14 @@
 </file>
 
 <file path=word/styles.xml><?xml version="1.0" encoding="utf-8"?>
-<w:styles xmlns:mc="http://schemas.openxmlformats.org/markup-compatibility/2006" xmlns:o="urn:schemas-microsoft-com:office:office" xmlns:r="http://schemas.openxmlformats.org/officeDocument/2006/relationships" xmlns:m="http://schemas.openxmlformats.org/officeDocument/2006/math" xmlns:v="urn:schemas-microsoft-com:vml" xmlns:w="http://schemas.openxmlformats.org/wordprocessingml/2006/main" xmlns:w14="http://schemas.microsoft.com/office/word/2010/wordml" xmlns:w10="urn:schemas-microsoft-com:office:word" xmlns:sl="http://schemas.openxmlformats.org/schemaLibrary/2006/main" mc:Ignorable="w14">
+<w:styles xmlns:mc="http://schemas.openxmlformats.org/markup-compatibility/2006" xmlns:o="urn:schemas-microsoft-com:office:office" xmlns:r="http://schemas.openxmlformats.org/officeDocument/2006/relationships" xmlns:m="http://schemas.openxmlformats.org/officeDocument/2006/math" xmlns:v="urn:schemas-microsoft-com:vml" xmlns:w="http://schemas.openxmlformats.org/wordprocessingml/2006/main" xmlns:w14="http://schemas.microsoft.com/office/word/2010/wordml" xmlns:w10="urn:schemas-microsoft-com:office:word" xmlns:sl="http://schemas.openxmlformats.org/schemaLibrary/2006/main" xmlns:wpsCustomData="http://www.wps.cn/officeDocument/2013/wpsCustomData" mc:Ignorable="w14">
   <w:docDefaults>
     <w:rPrDefault>
       <w:rPr>
         <w:rFonts w:asciiTheme="minorHAnsi" w:hAnsiTheme="minorHAnsi" w:eastAsiaTheme="minorEastAsia" w:cstheme="minorBidi"/>
       </w:rPr>
     </w:rPrDefault>
+    <w:pPrDefault/>
   </w:docDefaults>
   <w:latentStyles w:count="260" w:defQFormat="0" w:defUnhideWhenUsed="1" w:defSemiHidden="1" w:defUIPriority="99" w:defLockedState="0">
     <w:lsdException w:qFormat="1" w:unhideWhenUsed="0" w:uiPriority="0" w:semiHidden="0" w:name="Normal"/>
@@ -6645,7 +6583,7 @@
     <w:charset w:val="86"/>
     <w:family w:val="auto"/>
     <w:pitch w:val="default"/>
-    <w:sig w:usb0="00000003" w:usb1="288F0000" w:usb2="00000006" w:usb3="00000000" w:csb0="00040001" w:csb1="00000000"/>
+    <w:sig w:usb0="00000203" w:usb1="288F0000" w:usb2="00000006" w:usb3="00000000" w:csb0="00040001" w:csb1="00000000"/>
   </w:font>
   <w:font w:name="Wingdings">
     <w:panose1 w:val="05000000000000000000"/>
@@ -6659,7 +6597,7 @@
     <w:charset w:val="01"/>
     <w:family w:val="swiss"/>
     <w:pitch w:val="default"/>
-    <w:sig w:usb0="E0002AFF" w:usb1="C0007843" w:usb2="00000009" w:usb3="00000000" w:csb0="400001FF" w:csb1="FFFF0000"/>
+    <w:sig w:usb0="E0002EFF" w:usb1="C000785B" w:usb2="00000009" w:usb3="00000000" w:csb0="400001FF" w:csb1="FFFF0000"/>
   </w:font>
   <w:font w:name="黑体">
     <w:panose1 w:val="02010609060101010101"/>
@@ -6673,7 +6611,7 @@
     <w:charset w:val="01"/>
     <w:family w:val="modern"/>
     <w:pitch w:val="default"/>
-    <w:sig w:usb0="E0002AFF" w:usb1="C0007843" w:usb2="00000009" w:usb3="00000000" w:csb0="400001FF" w:csb1="FFFF0000"/>
+    <w:sig w:usb0="E0002EFF" w:usb1="C0007843" w:usb2="00000009" w:usb3="00000000" w:csb0="400001FF" w:csb1="FFFF0000"/>
   </w:font>
   <w:font w:name="Symbol">
     <w:panose1 w:val="05050102010706020507"/>
@@ -6687,13 +6625,13 @@
     <w:charset w:val="00"/>
     <w:family w:val="swiss"/>
     <w:pitch w:val="default"/>
-    <w:sig w:usb0="E00002FF" w:usb1="4000ACFF" w:usb2="00000001" w:usb3="00000000" w:csb0="2000019F" w:csb1="00000000"/>
+    <w:sig w:usb0="E4002EFF" w:usb1="C200247B" w:usb2="00000009" w:usb3="00000000" w:csb0="200001FF" w:csb1="00000000"/>
   </w:font>
 </w:fonts>
 </file>
 
 <file path=word/glossary/settings.xml><?xml version="1.0" encoding="utf-8"?>
-<w:settings xmlns:mc="http://schemas.openxmlformats.org/markup-compatibility/2006" xmlns:o="urn:schemas-microsoft-com:office:office" xmlns:r="http://schemas.openxmlformats.org/officeDocument/2006/relationships" xmlns:m="http://schemas.openxmlformats.org/officeDocument/2006/math" xmlns:v="urn:schemas-microsoft-com:vml" xmlns:w10="urn:schemas-microsoft-com:office:word" xmlns:w="http://schemas.openxmlformats.org/wordprocessingml/2006/main" xmlns:w14="http://schemas.microsoft.com/office/word/2010/wordml" xmlns:sl="http://schemas.openxmlformats.org/schemaLibrary/2006/main" mc:Ignorable="w14">
+<w:settings xmlns:mc="http://schemas.openxmlformats.org/markup-compatibility/2006" xmlns:o="urn:schemas-microsoft-com:office:office" xmlns:r="http://schemas.openxmlformats.org/officeDocument/2006/relationships" xmlns:m="http://schemas.openxmlformats.org/officeDocument/2006/math" xmlns:v="urn:schemas-microsoft-com:vml" xmlns:w10="urn:schemas-microsoft-com:office:word" xmlns:w="http://schemas.openxmlformats.org/wordprocessingml/2006/main" xmlns:w14="http://schemas.microsoft.com/office/word/2010/wordml" xmlns:sl="http://schemas.openxmlformats.org/schemaLibrary/2006/main" xmlns:wpsCustomData="http://www.wps.cn/officeDocument/2013/wpsCustomData" mc:Ignorable="w14">
   <w:bordersDoNotSurroundHeader w:val="1"/>
   <w:bordersDoNotSurroundFooter w:val="1"/>
   <w:defaultTabStop w:val="420"/>
@@ -6737,13 +6675,14 @@
 </file>
 
 <file path=word/glossary/styles.xml><?xml version="1.0" encoding="utf-8"?>
-<w:styles xmlns:mc="http://schemas.openxmlformats.org/markup-compatibility/2006" xmlns:o="urn:schemas-microsoft-com:office:office" xmlns:r="http://schemas.openxmlformats.org/officeDocument/2006/relationships" xmlns:m="http://schemas.openxmlformats.org/officeDocument/2006/math" xmlns:v="urn:schemas-microsoft-com:vml" xmlns:w="http://schemas.openxmlformats.org/wordprocessingml/2006/main" xmlns:w14="http://schemas.microsoft.com/office/word/2010/wordml" xmlns:w10="urn:schemas-microsoft-com:office:word" xmlns:sl="http://schemas.openxmlformats.org/schemaLibrary/2006/main" mc:Ignorable="w14">
+<w:styles xmlns:mc="http://schemas.openxmlformats.org/markup-compatibility/2006" xmlns:o="urn:schemas-microsoft-com:office:office" xmlns:r="http://schemas.openxmlformats.org/officeDocument/2006/relationships" xmlns:m="http://schemas.openxmlformats.org/officeDocument/2006/math" xmlns:v="urn:schemas-microsoft-com:vml" xmlns:w="http://schemas.openxmlformats.org/wordprocessingml/2006/main" xmlns:w14="http://schemas.microsoft.com/office/word/2010/wordml" xmlns:w10="urn:schemas-microsoft-com:office:word" xmlns:sl="http://schemas.openxmlformats.org/schemaLibrary/2006/main" xmlns:wpsCustomData="http://www.wps.cn/officeDocument/2013/wpsCustomData" mc:Ignorable="w14">
   <w:docDefaults>
     <w:rPrDefault>
       <w:rPr>
         <w:rFonts w:asciiTheme="minorHAnsi" w:hAnsiTheme="minorHAnsi" w:eastAsiaTheme="minorEastAsia" w:cstheme="minorBidi"/>
       </w:rPr>
     </w:rPrDefault>
+    <w:pPrDefault/>
   </w:docDefaults>
   <w:latentStyles w:count="260" w:defQFormat="0" w:defUnhideWhenUsed="1" w:defSemiHidden="1" w:defUIPriority="99" w:defLockedState="0">
     <w:lsdException w:qFormat="1" w:unhideWhenUsed="0" w:uiPriority="0" w:semiHidden="0" w:name="Normal"/>
@@ -6798,6 +6737,7 @@
   </w:style>
   <w:style w:type="paragraph" w:customStyle="1" w:styleId="5">
     <w:name w:val="4958A528A7E64B64A3447BE176E8F01F"/>
+    <w:qFormat/>
     <w:uiPriority w:val="0"/>
     <w:pPr>
       <w:widowControl w:val="0"/>
@@ -7643,28 +7583,10 @@
 </file>
 
 <file path=customXml/item1.xml><?xml version="1.0" encoding="utf-8"?>
-<s:customData xmlns="http://www.wps.cn/officeDocument/2013/wpsCustomData" xmlns:s="http://www.wps.cn/officeDocument/2013/wpsCustomData">
-  <customSectProps>
-    <customSectPr/>
-    <customSectPr/>
-    <customSectPr/>
-  </customSectProps>
-</s:customData>
-</file>
-
-<file path=customXml/item2.xml><?xml version="1.0" encoding="utf-8"?>
 <b:Sources xmlns:b="http://schemas.openxmlformats.org/officeDocument/2006/bibliography" xmlns="http://schemas.openxmlformats.org/officeDocument/2006/bibliography" SelectedStyle="" StyleName=""/>
 </file>
 
 <file path=customXml/itemProps1.xml><?xml version="1.0" encoding="utf-8"?>
-<ds:datastoreItem xmlns:ds="http://schemas.openxmlformats.org/officeDocument/2006/customXml" ds:itemID="{B1977F7D-205B-4081-913C-38D41E755F92}">
-  <ds:schemaRefs>
-    <ds:schemaRef ds:uri="http://www.wps.cn/officeDocument/2013/wpsCustomData"/>
-  </ds:schemaRefs>
-</ds:datastoreItem>
-</file>
-
-<file path=customXml/itemProps2.xml><?xml version="1.0" encoding="utf-8"?>
 <ds:datastoreItem xmlns:ds="http://schemas.openxmlformats.org/officeDocument/2006/customXml" ds:itemID="{F8002ABF-2B0C-44CF-A71B-9C1C5CD9341A}">
   <ds:schemaRefs/>
 </ds:datastoreItem>

--- a/deliverable/中期_最终版.docx
+++ b/deliverable/中期_最终版.docx
@@ -19,8 +19,6 @@
       </w:pPr>
       <w:bookmarkStart w:id="0" w:name="_top"/>
       <w:bookmarkEnd w:id="0"/>
-      <w:bookmarkStart w:id="1" w:name="_GoBack"/>
-      <w:bookmarkEnd w:id="1"/>
     </w:p>
     <w:p>
       <w:pPr>
@@ -1044,7 +1042,7 @@
                   </w14:solidFill>
                 </w14:textFill>
               </w:rPr>
-              <w:id w:val="1285163273"/>
+              <w:id w:val="147480455"/>
               <w:placeholder>
                 <w:docPart w:val="{6e0e0075-fb22-4977-a1d0-5c08c5a7b711}"/>
               </w:placeholder>
@@ -1615,7 +1613,7 @@
     <w:tbl>
       <w:tblPr>
         <w:tblStyle w:val="6"/>
-        <w:tblW w:w="4863" w:type="pct"/>
+        <w:tblW w:w="4864" w:type="pct"/>
         <w:jc w:val="center"/>
         <w:tblBorders>
           <w:top w:val="single" w:color="auto" w:sz="4" w:space="0"/>
@@ -1634,13 +1632,13 @@
         </w:tblCellMar>
       </w:tblPr>
       <w:tblGrid>
-        <w:gridCol w:w="545"/>
-        <w:gridCol w:w="723"/>
-        <w:gridCol w:w="125"/>
-        <w:gridCol w:w="992"/>
-        <w:gridCol w:w="984"/>
-        <w:gridCol w:w="2608"/>
-        <w:gridCol w:w="3055"/>
+        <w:gridCol w:w="547"/>
+        <w:gridCol w:w="724"/>
+        <w:gridCol w:w="123"/>
+        <w:gridCol w:w="995"/>
+        <w:gridCol w:w="986"/>
+        <w:gridCol w:w="2270"/>
+        <w:gridCol w:w="3388"/>
       </w:tblGrid>
       <w:tr>
         <w:tblPrEx>
@@ -1652,12 +1650,6 @@
             <w:insideH w:val="single" w:color="auto" w:sz="4" w:space="0"/>
             <w:insideV w:val="single" w:color="auto" w:sz="4" w:space="0"/>
           </w:tblBorders>
-          <w:tblCellMar>
-            <w:top w:w="0" w:type="dxa"/>
-            <w:left w:w="108" w:type="dxa"/>
-            <w:bottom w:w="0" w:type="dxa"/>
-            <w:right w:w="108" w:type="dxa"/>
-          </w:tblCellMar>
         </w:tblPrEx>
         <w:trPr>
           <w:trHeight w:val="766" w:hRule="atLeast"/>
@@ -1665,7 +1657,7 @@
         </w:trPr>
         <w:tc>
           <w:tcPr>
-            <w:tcW w:w="771" w:type="pct"/>
+            <w:tcW w:w="772" w:type="pct"/>
             <w:gridSpan w:val="3"/>
             <w:vAlign w:val="center"/>
           </w:tcPr>
@@ -1715,7 +1707,7 @@
         </w:tc>
         <w:tc>
           <w:tcPr>
-            <w:tcW w:w="4228" w:type="pct"/>
+            <w:tcW w:w="4227" w:type="pct"/>
             <w:gridSpan w:val="4"/>
             <w:vAlign w:val="center"/>
           </w:tcPr>
@@ -3325,6 +3317,7 @@
           </w:tcPr>
           <w:p>
             <w:pPr>
+              <w:pageBreakBefore/>
               <w:spacing w:line="360" w:lineRule="auto"/>
               <w:jc w:val="left"/>
               <w:rPr>
@@ -3463,6 +3456,8 @@
               </w:rPr>
               <w:t xml:space="preserve">： </w:t>
             </w:r>
+            <w:bookmarkStart w:id="1" w:name="_GoBack"/>
+            <w:bookmarkEnd w:id="1"/>
           </w:p>
           <w:p>
             <w:pPr>
@@ -3492,7 +3487,61 @@
                   </w14:solidFill>
                 </w14:textFill>
               </w:rPr>
-              <w:t>自开题以来，导师在选题与总体框架、研究方案与技术路线、阶段成果整理与学术规范等方面持续指导：协助确定以 AD 人群肠道微生物组为对象、以微生物源抗菌肽为切入点、按认知功能阶段开展比较研究的技术路线；针对单一模型预测易产生假阳性的问题，指导采用多模型独立预测并引入宏蛋白组表达证据二次去重；强调区分计算预测与实验证据、不夸大因果性结论，并通过定期组会督促进度。目前主体分析已完成，机制关联分析正在推进，论文撰写同步进行。</w:t>
+              <w:t>自开题以来，导师在选题与总体框架、研究方案与技术路线、阶段成果整理与学术规范等方面持续指导：协助确定以AD人群肠道微生物组为对象、以微生物源抗菌肽为切入点、按认知功能阶段开展比较研究的技术路线；针对单一模型预测易产生假阳性的问题，指导采用多模型独立预测；</w:t>
+            </w:r>
+            <w:r>
+              <w:rPr>
+                <w:rFonts w:hint="eastAsia" w:ascii="宋体" w:hAnsi="宋体"/>
+                <w:color w:val="000000" w:themeColor="text1"/>
+                <w:sz w:val="24"/>
+                <w:lang w:val="en-US" w:eastAsia="zh-CN"/>
+                <w14:textFill>
+                  <w14:solidFill>
+                    <w14:schemeClr w14:val="tx1"/>
+                  </w14:solidFill>
+                </w14:textFill>
+              </w:rPr>
+              <w:t>论文进展中</w:t>
+            </w:r>
+            <w:r>
+              <w:rPr>
+                <w:rFonts w:ascii="宋体" w:hAnsi="宋体"/>
+                <w:color w:val="000000" w:themeColor="text1"/>
+                <w:sz w:val="24"/>
+                <w14:textFill>
+                  <w14:solidFill>
+                    <w14:schemeClr w14:val="tx1"/>
+                  </w14:solidFill>
+                </w14:textFill>
+              </w:rPr>
+              <w:t>通过定期组会</w:t>
+            </w:r>
+            <w:r>
+              <w:rPr>
+                <w:rFonts w:hint="eastAsia" w:ascii="宋体" w:hAnsi="宋体"/>
+                <w:color w:val="000000" w:themeColor="text1"/>
+                <w:sz w:val="24"/>
+                <w:lang w:val="en-US" w:eastAsia="zh-CN"/>
+                <w14:textFill>
+                  <w14:solidFill>
+                    <w14:schemeClr w14:val="tx1"/>
+                  </w14:solidFill>
+                </w14:textFill>
+              </w:rPr>
+              <w:t>和单独课题讨论</w:t>
+            </w:r>
+            <w:r>
+              <w:rPr>
+                <w:rFonts w:ascii="宋体" w:hAnsi="宋体"/>
+                <w:color w:val="000000" w:themeColor="text1"/>
+                <w:sz w:val="24"/>
+                <w14:textFill>
+                  <w14:solidFill>
+                    <w14:schemeClr w14:val="tx1"/>
+                  </w14:solidFill>
+                </w14:textFill>
+              </w:rPr>
+              <w:t>督促进度。目前主体分析已完成，机制关联分析正在推进，论文撰写同步进行。</w:t>
             </w:r>
           </w:p>
         </w:tc>
@@ -3515,7 +3564,7 @@
           </w:tblCellMar>
         </w:tblPrEx>
         <w:trPr>
-          <w:trHeight w:val="2835" w:hRule="atLeast"/>
+          <w:trHeight w:val="3740" w:hRule="atLeast"/>
           <w:jc w:val="center"/>
         </w:trPr>
         <w:tc>
@@ -3528,7 +3577,6 @@
           </w:tcPr>
           <w:p>
             <w:pPr>
-              <w:pageBreakBefore/>
               <w:snapToGrid w:val="0"/>
               <w:spacing w:before="240" w:after="240"/>
               <w:rPr>
@@ -3611,39 +3659,63 @@
           </w:p>
           <w:p>
             <w:pPr>
-              <w:pageBreakBefore/>
               <w:snapToGrid w:val="0"/>
               <w:spacing w:line="276" w:lineRule="auto"/>
               <w:ind w:firstLine="724" w:firstLineChars="302"/>
               <w:rPr>
-                <w:rFonts w:ascii="宋体" w:hAnsi="宋体"/>
-                <w:b/>
-                <w:color w:val="000000" w:themeColor="text1"/>
-                <w:sz w:val="24"/>
-                <w14:textFill>
-                  <w14:solidFill>
-                    <w14:schemeClr w14:val="tx1"/>
-                  </w14:solidFill>
-                </w14:textFill>
-              </w:rPr>
-            </w:pPr>
-            <w:r>
-              <w:rPr>
-                <w:rFonts w:ascii="宋体" w:hAnsi="宋体"/>
-                <w:color w:val="000000" w:themeColor="text1"/>
-                <w:sz w:val="24"/>
-                <w14:textFill>
-                  <w14:solidFill>
-                    <w14:schemeClr w14:val="tx1"/>
-                  </w14:solidFill>
-                </w14:textFill>
-              </w:rPr>
-              <w:t>该生学习态度端正，科研作风严谨，能够独立查阅文献、设计分析方案并完成数据处理与建模工作，具备较好的生物信息学分析与英文论文写作基础，科研潜力良好。中期检查阶段已完成全队列宏基因组数据处理与微生物基因组参考集构建、微生物源短肽库构建、多模型共识预测、分阶段差异分析以及宏蛋白组表达证据二次去重与 AD 特异性特有抗菌肽筛选等主体工作，结果可信，进度与开题计划一致；对预测假阳性、机制关联证据强度有限等问题已有明确处理办法，后续工作安排合理。同意该生参加学位论文预答辩。</w:t>
-            </w:r>
-          </w:p>
-          <w:p>
-            <w:pPr>
-              <w:pageBreakBefore/>
+                <w:rFonts w:hint="eastAsia" w:ascii="宋体" w:hAnsi="宋体"/>
+                <w:color w:val="000000" w:themeColor="text1"/>
+                <w:sz w:val="24"/>
+                <w14:textFill>
+                  <w14:solidFill>
+                    <w14:schemeClr w14:val="tx1"/>
+                  </w14:solidFill>
+                </w14:textFill>
+              </w:rPr>
+            </w:pPr>
+            <w:r>
+              <w:rPr>
+                <w:rFonts w:ascii="宋体" w:hAnsi="宋体"/>
+                <w:color w:val="000000" w:themeColor="text1"/>
+                <w:sz w:val="24"/>
+                <w14:textFill>
+                  <w14:solidFill>
+                    <w14:schemeClr w14:val="tx1"/>
+                  </w14:solidFill>
+                </w14:textFill>
+              </w:rPr>
+              <w:t>该生学习态度端正，科研作风严谨，能够独立查阅文献、设计分析方案并完成数据处理与建模工作，具备较好的生物信息学分析与英文论文写作基础，科研潜力良好。中期检查阶段已完成全队列宏基因组数据处理与微生物基因组参考集构建、微生物源短肽库构建、多模型共识预测、分阶段差异分析以及宏蛋白组表达证据二次去重与 AD 特异性特有抗菌肽筛选等主体工作，进度与开题计划一致</w:t>
+            </w:r>
+            <w:r>
+              <w:rPr>
+                <w:rFonts w:hint="eastAsia" w:ascii="宋体" w:hAnsi="宋体"/>
+                <w:color w:val="000000" w:themeColor="text1"/>
+                <w:sz w:val="24"/>
+                <w:lang w:eastAsia="zh-CN"/>
+                <w14:textFill>
+                  <w14:solidFill>
+                    <w14:schemeClr w14:val="tx1"/>
+                  </w14:solidFill>
+                </w14:textFill>
+              </w:rPr>
+              <w:t>，</w:t>
+            </w:r>
+            <w:r>
+              <w:rPr>
+                <w:rFonts w:ascii="宋体" w:hAnsi="宋体"/>
+                <w:color w:val="000000" w:themeColor="text1"/>
+                <w:sz w:val="24"/>
+                <w14:textFill>
+                  <w14:solidFill>
+                    <w14:schemeClr w14:val="tx1"/>
+                  </w14:solidFill>
+                </w14:textFill>
+              </w:rPr>
+              <w:t>后续工作安排合理。</w:t>
+            </w:r>
+          </w:p>
+          <w:p>
+            <w:pPr>
               <w:snapToGrid w:val="0"/>
               <w:spacing w:line="276" w:lineRule="auto"/>
               <w:ind w:firstLine="3364" w:firstLineChars="1402"/>
@@ -3661,97 +3733,6 @@
           </w:p>
           <w:p>
             <w:pPr>
-              <w:pageBreakBefore/>
-              <w:snapToGrid w:val="0"/>
-              <w:spacing w:line="276" w:lineRule="auto"/>
-              <w:ind w:firstLine="3364" w:firstLineChars="1402"/>
-              <w:rPr>
-                <w:rFonts w:hint="eastAsia" w:ascii="宋体" w:hAnsi="宋体"/>
-                <w:color w:val="000000" w:themeColor="text1"/>
-                <w:sz w:val="24"/>
-                <w14:textFill>
-                  <w14:solidFill>
-                    <w14:schemeClr w14:val="tx1"/>
-                  </w14:solidFill>
-                </w14:textFill>
-              </w:rPr>
-            </w:pPr>
-          </w:p>
-          <w:p>
-            <w:pPr>
-              <w:pageBreakBefore/>
-              <w:snapToGrid w:val="0"/>
-              <w:spacing w:line="276" w:lineRule="auto"/>
-              <w:ind w:firstLine="3364" w:firstLineChars="1402"/>
-              <w:rPr>
-                <w:rFonts w:hint="eastAsia" w:ascii="宋体" w:hAnsi="宋体"/>
-                <w:color w:val="000000" w:themeColor="text1"/>
-                <w:sz w:val="24"/>
-                <w14:textFill>
-                  <w14:solidFill>
-                    <w14:schemeClr w14:val="tx1"/>
-                  </w14:solidFill>
-                </w14:textFill>
-              </w:rPr>
-            </w:pPr>
-          </w:p>
-          <w:p>
-            <w:pPr>
-              <w:pageBreakBefore/>
-              <w:snapToGrid w:val="0"/>
-              <w:spacing w:line="276" w:lineRule="auto"/>
-              <w:ind w:firstLine="3364" w:firstLineChars="1402"/>
-              <w:rPr>
-                <w:rFonts w:hint="eastAsia" w:ascii="宋体" w:hAnsi="宋体"/>
-                <w:color w:val="000000" w:themeColor="text1"/>
-                <w:sz w:val="24"/>
-                <w14:textFill>
-                  <w14:solidFill>
-                    <w14:schemeClr w14:val="tx1"/>
-                  </w14:solidFill>
-                </w14:textFill>
-              </w:rPr>
-            </w:pPr>
-          </w:p>
-          <w:p>
-            <w:pPr>
-              <w:pageBreakBefore/>
-              <w:snapToGrid w:val="0"/>
-              <w:spacing w:line="276" w:lineRule="auto"/>
-              <w:ind w:firstLine="3364" w:firstLineChars="1402"/>
-              <w:rPr>
-                <w:rFonts w:hint="eastAsia" w:ascii="宋体" w:hAnsi="宋体"/>
-                <w:color w:val="000000" w:themeColor="text1"/>
-                <w:sz w:val="24"/>
-                <w14:textFill>
-                  <w14:solidFill>
-                    <w14:schemeClr w14:val="tx1"/>
-                  </w14:solidFill>
-                </w14:textFill>
-              </w:rPr>
-            </w:pPr>
-          </w:p>
-          <w:p>
-            <w:pPr>
-              <w:pageBreakBefore/>
-              <w:snapToGrid w:val="0"/>
-              <w:spacing w:line="276" w:lineRule="auto"/>
-              <w:ind w:firstLine="3364" w:firstLineChars="1402"/>
-              <w:rPr>
-                <w:rFonts w:hint="eastAsia" w:ascii="宋体" w:hAnsi="宋体"/>
-                <w:color w:val="000000" w:themeColor="text1"/>
-                <w:sz w:val="24"/>
-                <w14:textFill>
-                  <w14:solidFill>
-                    <w14:schemeClr w14:val="tx1"/>
-                  </w14:solidFill>
-                </w14:textFill>
-              </w:rPr>
-            </w:pPr>
-          </w:p>
-          <w:p>
-            <w:pPr>
-              <w:pageBreakBefore/>
               <w:snapToGrid w:val="0"/>
               <w:spacing w:line="276" w:lineRule="auto"/>
               <w:ind w:firstLine="3364" w:firstLineChars="1402"/>
@@ -3918,7 +3899,7 @@
         </w:trPr>
         <w:tc>
           <w:tcPr>
-            <w:tcW w:w="302" w:type="pct"/>
+            <w:tcW w:w="303" w:type="pct"/>
             <w:vMerge w:val="restart"/>
             <w:vAlign w:val="center"/>
           </w:tcPr>
@@ -3955,7 +3936,7 @@
         </w:tc>
         <w:tc>
           <w:tcPr>
-            <w:tcW w:w="400" w:type="pct"/>
+            <w:tcW w:w="401" w:type="pct"/>
             <w:tcBorders>
               <w:bottom w:val="nil"/>
             </w:tcBorders>
@@ -3994,7 +3975,7 @@
         </w:tc>
         <w:tc>
           <w:tcPr>
-            <w:tcW w:w="618" w:type="pct"/>
+            <w:tcW w:w="619" w:type="pct"/>
             <w:gridSpan w:val="2"/>
             <w:tcBorders>
               <w:bottom w:val="nil"/>
@@ -4034,7 +4015,7 @@
         </w:tc>
         <w:tc>
           <w:tcPr>
-            <w:tcW w:w="545" w:type="pct"/>
+            <w:tcW w:w="546" w:type="pct"/>
             <w:tcBorders>
               <w:bottom w:val="nil"/>
             </w:tcBorders>
@@ -4073,7 +4054,7 @@
         </w:tc>
         <w:tc>
           <w:tcPr>
-            <w:tcW w:w="1444" w:type="pct"/>
+            <w:tcW w:w="1256" w:type="pct"/>
             <w:tcBorders>
               <w:bottom w:val="nil"/>
             </w:tcBorders>
@@ -4112,7 +4093,7 @@
         </w:tc>
         <w:tc>
           <w:tcPr>
-            <w:tcW w:w="1687" w:type="pct"/>
+            <w:tcW w:w="1872" w:type="pct"/>
             <w:tcBorders>
               <w:bottom w:val="nil"/>
             </w:tcBorders>
@@ -4173,7 +4154,7 @@
         </w:trPr>
         <w:tc>
           <w:tcPr>
-            <w:tcW w:w="302" w:type="pct"/>
+            <w:tcW w:w="303" w:type="pct"/>
             <w:vMerge w:val="continue"/>
           </w:tcPr>
           <w:p>
@@ -4195,7 +4176,7 @@
         </w:tc>
         <w:tc>
           <w:tcPr>
-            <w:tcW w:w="400" w:type="pct"/>
+            <w:tcW w:w="401" w:type="pct"/>
             <w:tcBorders>
               <w:bottom w:val="nil"/>
             </w:tcBorders>
@@ -4234,7 +4215,7 @@
         </w:tc>
         <w:tc>
           <w:tcPr>
-            <w:tcW w:w="618" w:type="pct"/>
+            <w:tcW w:w="619" w:type="pct"/>
             <w:gridSpan w:val="2"/>
             <w:tcBorders>
               <w:bottom w:val="nil"/>
@@ -4262,7 +4243,7 @@
         </w:tc>
         <w:tc>
           <w:tcPr>
-            <w:tcW w:w="545" w:type="pct"/>
+            <w:tcW w:w="546" w:type="pct"/>
             <w:tcBorders>
               <w:bottom w:val="nil"/>
             </w:tcBorders>
@@ -4289,7 +4270,7 @@
         </w:tc>
         <w:tc>
           <w:tcPr>
-            <w:tcW w:w="1444" w:type="pct"/>
+            <w:tcW w:w="1256" w:type="pct"/>
             <w:tcBorders>
               <w:bottom w:val="nil"/>
             </w:tcBorders>
@@ -4316,7 +4297,7 @@
         </w:tc>
         <w:tc>
           <w:tcPr>
-            <w:tcW w:w="1687" w:type="pct"/>
+            <w:tcW w:w="1872" w:type="pct"/>
             <w:tcBorders>
               <w:bottom w:val="nil"/>
             </w:tcBorders>
@@ -4365,7 +4346,7 @@
         </w:trPr>
         <w:tc>
           <w:tcPr>
-            <w:tcW w:w="302" w:type="pct"/>
+            <w:tcW w:w="303" w:type="pct"/>
             <w:vMerge w:val="continue"/>
           </w:tcPr>
           <w:p>
@@ -4387,7 +4368,7 @@
         </w:tc>
         <w:tc>
           <w:tcPr>
-            <w:tcW w:w="400" w:type="pct"/>
+            <w:tcW w:w="401" w:type="pct"/>
             <w:vMerge w:val="restart"/>
             <w:vAlign w:val="center"/>
           </w:tcPr>
@@ -4424,7 +4405,7 @@
         </w:tc>
         <w:tc>
           <w:tcPr>
-            <w:tcW w:w="618" w:type="pct"/>
+            <w:tcW w:w="619" w:type="pct"/>
             <w:gridSpan w:val="2"/>
             <w:tcBorders>
               <w:bottom w:val="nil"/>
@@ -4452,7 +4433,7 @@
         </w:tc>
         <w:tc>
           <w:tcPr>
-            <w:tcW w:w="545" w:type="pct"/>
+            <w:tcW w:w="546" w:type="pct"/>
             <w:tcBorders>
               <w:bottom w:val="nil"/>
             </w:tcBorders>
@@ -4479,7 +4460,7 @@
         </w:tc>
         <w:tc>
           <w:tcPr>
-            <w:tcW w:w="1444" w:type="pct"/>
+            <w:tcW w:w="1256" w:type="pct"/>
             <w:tcBorders>
               <w:bottom w:val="nil"/>
             </w:tcBorders>
@@ -4506,7 +4487,7 @@
         </w:tc>
         <w:tc>
           <w:tcPr>
-            <w:tcW w:w="1687" w:type="pct"/>
+            <w:tcW w:w="1872" w:type="pct"/>
             <w:tcBorders>
               <w:bottom w:val="nil"/>
             </w:tcBorders>
@@ -4555,7 +4536,7 @@
         </w:trPr>
         <w:tc>
           <w:tcPr>
-            <w:tcW w:w="302" w:type="pct"/>
+            <w:tcW w:w="303" w:type="pct"/>
             <w:vMerge w:val="continue"/>
           </w:tcPr>
           <w:p>
@@ -4577,7 +4558,7 @@
         </w:tc>
         <w:tc>
           <w:tcPr>
-            <w:tcW w:w="400" w:type="pct"/>
+            <w:tcW w:w="401" w:type="pct"/>
             <w:vMerge w:val="continue"/>
           </w:tcPr>
           <w:p>
@@ -4599,7 +4580,7 @@
         </w:tc>
         <w:tc>
           <w:tcPr>
-            <w:tcW w:w="618" w:type="pct"/>
+            <w:tcW w:w="619" w:type="pct"/>
             <w:gridSpan w:val="2"/>
             <w:tcBorders>
               <w:bottom w:val="nil"/>
@@ -4627,7 +4608,7 @@
         </w:tc>
         <w:tc>
           <w:tcPr>
-            <w:tcW w:w="545" w:type="pct"/>
+            <w:tcW w:w="546" w:type="pct"/>
             <w:tcBorders>
               <w:bottom w:val="nil"/>
             </w:tcBorders>
@@ -4654,7 +4635,7 @@
         </w:tc>
         <w:tc>
           <w:tcPr>
-            <w:tcW w:w="1444" w:type="pct"/>
+            <w:tcW w:w="1256" w:type="pct"/>
             <w:tcBorders>
               <w:bottom w:val="nil"/>
             </w:tcBorders>
@@ -4681,7 +4662,7 @@
         </w:tc>
         <w:tc>
           <w:tcPr>
-            <w:tcW w:w="1687" w:type="pct"/>
+            <w:tcW w:w="1872" w:type="pct"/>
             <w:tcBorders>
               <w:bottom w:val="nil"/>
             </w:tcBorders>
@@ -4730,7 +4711,7 @@
         </w:trPr>
         <w:tc>
           <w:tcPr>
-            <w:tcW w:w="302" w:type="pct"/>
+            <w:tcW w:w="303" w:type="pct"/>
             <w:vMerge w:val="continue"/>
           </w:tcPr>
           <w:p>
@@ -4752,7 +4733,7 @@
         </w:tc>
         <w:tc>
           <w:tcPr>
-            <w:tcW w:w="400" w:type="pct"/>
+            <w:tcW w:w="401" w:type="pct"/>
             <w:vMerge w:val="continue"/>
           </w:tcPr>
           <w:p>
@@ -4774,7 +4755,7 @@
         </w:tc>
         <w:tc>
           <w:tcPr>
-            <w:tcW w:w="618" w:type="pct"/>
+            <w:tcW w:w="619" w:type="pct"/>
             <w:gridSpan w:val="2"/>
             <w:tcBorders>
               <w:bottom w:val="nil"/>
@@ -4802,7 +4783,7 @@
         </w:tc>
         <w:tc>
           <w:tcPr>
-            <w:tcW w:w="545" w:type="pct"/>
+            <w:tcW w:w="546" w:type="pct"/>
             <w:tcBorders>
               <w:bottom w:val="nil"/>
             </w:tcBorders>
@@ -4829,7 +4810,7 @@
         </w:tc>
         <w:tc>
           <w:tcPr>
-            <w:tcW w:w="1444" w:type="pct"/>
+            <w:tcW w:w="1256" w:type="pct"/>
             <w:tcBorders>
               <w:bottom w:val="nil"/>
             </w:tcBorders>
@@ -4856,7 +4837,7 @@
         </w:tc>
         <w:tc>
           <w:tcPr>
-            <w:tcW w:w="1687" w:type="pct"/>
+            <w:tcW w:w="1872" w:type="pct"/>
             <w:tcBorders>
               <w:bottom w:val="nil"/>
             </w:tcBorders>
@@ -4905,7 +4886,7 @@
         </w:trPr>
         <w:tc>
           <w:tcPr>
-            <w:tcW w:w="302" w:type="pct"/>
+            <w:tcW w:w="303" w:type="pct"/>
             <w:vMerge w:val="continue"/>
             <w:tcBorders>
               <w:bottom w:val="nil"/>
@@ -4930,7 +4911,7 @@
         </w:tc>
         <w:tc>
           <w:tcPr>
-            <w:tcW w:w="400" w:type="pct"/>
+            <w:tcW w:w="401" w:type="pct"/>
             <w:vMerge w:val="continue"/>
             <w:tcBorders>
               <w:bottom w:val="nil"/>
@@ -4955,7 +4936,7 @@
         </w:tc>
         <w:tc>
           <w:tcPr>
-            <w:tcW w:w="618" w:type="pct"/>
+            <w:tcW w:w="619" w:type="pct"/>
             <w:gridSpan w:val="2"/>
             <w:tcBorders>
               <w:bottom w:val="nil"/>
@@ -4980,7 +4961,7 @@
         </w:tc>
         <w:tc>
           <w:tcPr>
-            <w:tcW w:w="545" w:type="pct"/>
+            <w:tcW w:w="546" w:type="pct"/>
             <w:tcBorders>
               <w:bottom w:val="nil"/>
             </w:tcBorders>
@@ -5004,7 +4985,7 @@
         </w:tc>
         <w:tc>
           <w:tcPr>
-            <w:tcW w:w="1444" w:type="pct"/>
+            <w:tcW w:w="1256" w:type="pct"/>
             <w:tcBorders>
               <w:bottom w:val="nil"/>
             </w:tcBorders>
@@ -5028,7 +5009,7 @@
         </w:tc>
         <w:tc>
           <w:tcPr>
-            <w:tcW w:w="1687" w:type="pct"/>
+            <w:tcW w:w="1872" w:type="pct"/>
             <w:tcBorders>
               <w:bottom w:val="nil"/>
             </w:tcBorders>
